--- a/courts/eleventh-circuit/court-of-appeals/reply-brief/usage/OUTPUT-reply-brief.docx
+++ b/courts/eleventh-circuit/court-of-appeals/reply-brief/usage/OUTPUT-reply-brief.docx
@@ -694,7 +694,7 @@
         <w:tab/>
       </w:r>
       <w:r>
-        <w:t xml:space="preserve">8</w:t>
+        <w:t xml:space="preserve">9</w:t>
       </w:r>
     </w:p>
     <w:p>
@@ -1082,7 +1082,7 @@
         <w:tab/>
       </w:r>
       <w:r>
-        <w:t xml:space="preserve">*7</w:t>
+        <w:t xml:space="preserve">*7, *8</w:t>
       </w:r>
     </w:p>
     <w:p>
@@ -1176,7 +1176,7 @@
         <w:tab/>
       </w:r>
       <w:r>
-        <w:t xml:space="preserve">*6</w:t>
+        <w:t xml:space="preserve">*6, *7</w:t>
       </w:r>
     </w:p>
     <w:p>
@@ -1408,7 +1408,7 @@
         <w:tab/>
       </w:r>
       <w:r>
-        <w:t xml:space="preserve">*8</w:t>
+        <w:t xml:space="preserve">*9</w:t>
       </w:r>
     </w:p>
     <w:p>
@@ -1516,7 +1516,7 @@
         <w:tab/>
       </w:r>
       <w:r>
-        <w:t xml:space="preserve">4</w:t>
+        <w:t xml:space="preserve">5</w:t>
       </w:r>
     </w:p>
     <w:p>
@@ -1580,7 +1580,7 @@
         <w:tab/>
       </w:r>
       <w:r>
-        <w:t xml:space="preserve">2</w:t>
+        <w:t xml:space="preserve">3</w:t>
       </w:r>
     </w:p>
     <w:p>
@@ -3068,7 +3068,7 @@
         <w:ind w:left="720"/>
       </w:pPr>
       <w:r>
-        <w:t xml:space="preserve">2. This document complies with the typeface requirements of Fed. R. App. P. 32(a)(5) and the type-style requirements of Fed. R. App. P. 32(a)(6) because this document has been prepared in a proportionally spaced typeface using LaTeX in EB Garamond, 14-point font.</w:t>
+        <w:t xml:space="preserve">2. This document complies with the typeface requirements of Fed. R. App. P. 32(a)(5) and the type-style requirements of Fed. R. App. P. 32(a)(6) because this document has been prepared in a proportionally spaced typeface, Times New Roman, in 14-point font.</w:t>
       </w:r>
     </w:p>
     <w:p>
@@ -3794,7 +3794,7 @@
   <w:docDefaults>
     <w:rPrDefault>
       <w:rPr>
-        <w:rFonts w:ascii="EB Garamond" w:hAnsi="EB Garamond" w:eastAsia="EB Garamond" w:cs="EB Garamond"/>
+        <w:rFonts w:ascii="Times New Roman" w:hAnsi="Times New Roman" w:eastAsia="Times New Roman" w:cs="Times New Roman"/>
         <w:sz w:val="28"/>
         <w:szCs w:val="28"/>
         <w:lang w:val="en-US" w:eastAsia="zh-CN" w:bidi="ar-SA"/>

--- a/courts/eleventh-circuit/court-of-appeals/reply-brief/usage/OUTPUT-reply-brief.docx
+++ b/courts/eleventh-circuit/court-of-appeals/reply-brief/usage/OUTPUT-reply-brief.docx
@@ -4,9 +4,7 @@
   <w:body>
     <w:p>
       <w:pPr>
-        <w:keepNext/>
-        <w:keepLines/>
-        <w:spacing w:before="0" w:after="240" w:line="399" w:lineRule="exact"/>
+        <w:spacing w:before="0" w:after="98" w:line="400" w:lineRule="exact"/>
         <w:jc w:val="center"/>
       </w:pPr>
       <w:r>
@@ -21,12 +19,14 @@
           <w:b/>
           <w:bCs/>
         </w:rPr>
-        <w:t xml:space="preserve">25-12276-E</w:t>
-      </w:r>
-    </w:p>
-    <w:p>
-      <w:pPr>
-        <w:spacing w:before="0" w:after="240" w:line="399" w:lineRule="exact"/>
+        <w:t xml:space="preserve">25</w:t>
+        <w:noBreakHyphen/>
+        <w:t xml:space="preserve">12276-E</w:t>
+      </w:r>
+    </w:p>
+    <w:p>
+      <w:pPr>
+        <w:spacing w:before="280" w:after="98" w:line="400" w:lineRule="exact"/>
         <w:jc w:val="center"/>
       </w:pPr>
       <w:r>
@@ -37,10 +37,6 @@
         <w:t xml:space="preserve">IN THE UNITED STATES COURT OF APPEALS</w:t>
       </w:r>
       <w:r>
-        <w:rPr>
-          <w:b/>
-          <w:bCs/>
-        </w:rPr>
         <w:br/>
       </w:r>
       <w:r>
@@ -56,14 +52,14 @@
         <w:pBdr>
           <w:bottom w:val="single" w:sz="6" w:space="1" w:color="000000"/>
         </w:pBdr>
-        <w:spacing w:before="0" w:after="240" w:line="399" w:lineRule="exact"/>
+        <w:spacing w:before="0" w:after="280" w:line="120" w:lineRule="exact"/>
         <w:ind w:left="3240" w:right="3240"/>
         <w:jc w:val="center"/>
       </w:pPr>
     </w:p>
     <w:p>
       <w:pPr>
-        <w:spacing w:before="0" w:after="120" w:line="399" w:lineRule="exact"/>
+        <w:spacing w:before="0" w:after="98" w:line="400" w:lineRule="exact"/>
         <w:jc w:val="center"/>
       </w:pPr>
       <w:r>
@@ -72,7 +68,7 @@
     </w:p>
     <w:p>
       <w:pPr>
-        <w:spacing w:before="0" w:after="120" w:line="399" w:lineRule="exact"/>
+        <w:spacing w:before="0" w:after="98" w:line="400" w:lineRule="exact"/>
         <w:ind w:left="4680"/>
       </w:pPr>
       <w:r>
@@ -81,7 +77,7 @@
     </w:p>
     <w:p>
       <w:pPr>
-        <w:spacing w:before="120" w:after="120" w:line="399" w:lineRule="exact"/>
+        <w:spacing w:before="84" w:after="98" w:line="400" w:lineRule="exact"/>
         <w:jc w:val="center"/>
       </w:pPr>
       <w:r>
@@ -90,7 +86,7 @@
     </w:p>
     <w:p>
       <w:pPr>
-        <w:spacing w:before="0" w:after="120" w:line="399" w:lineRule="exact"/>
+        <w:spacing w:before="0" w:after="98" w:line="400" w:lineRule="exact"/>
         <w:jc w:val="center"/>
       </w:pPr>
       <w:r>
@@ -111,7 +107,7 @@
     </w:p>
     <w:p>
       <w:pPr>
-        <w:spacing w:before="0" w:after="120" w:line="399" w:lineRule="exact"/>
+        <w:spacing w:before="0" w:after="98" w:line="400" w:lineRule="exact"/>
         <w:ind w:left="4680"/>
       </w:pPr>
       <w:r>
@@ -123,14 +119,14 @@
         <w:pBdr>
           <w:bottom w:val="single" w:sz="6" w:space="1" w:color="000000"/>
         </w:pBdr>
-        <w:spacing w:before="0" w:after="240" w:line="399" w:lineRule="exact"/>
+        <w:spacing w:before="0" w:after="280" w:line="120" w:lineRule="exact"/>
         <w:ind w:left="3240" w:right="3240"/>
         <w:jc w:val="center"/>
       </w:pPr>
     </w:p>
     <w:p>
       <w:pPr>
-        <w:spacing w:before="0" w:after="120" w:line="399" w:lineRule="exact"/>
+        <w:spacing w:before="0" w:after="98" w:line="400" w:lineRule="exact"/>
         <w:jc w:val="center"/>
       </w:pPr>
       <w:r>
@@ -220,14 +216,14 @@
         <w:pBdr>
           <w:bottom w:val="single" w:sz="6" w:space="1" w:color="000000"/>
         </w:pBdr>
-        <w:spacing w:before="0" w:after="240" w:line="399" w:lineRule="exact"/>
+        <w:spacing w:before="0" w:after="280" w:line="120" w:lineRule="exact"/>
         <w:ind w:left="3240" w:right="3240"/>
         <w:jc w:val="center"/>
       </w:pPr>
     </w:p>
     <w:p>
       <w:pPr>
-        <w:spacing w:before="0" w:after="240" w:line="399" w:lineRule="exact"/>
+        <w:spacing w:before="0" w:after="98" w:line="400" w:lineRule="exact"/>
         <w:jc w:val="center"/>
       </w:pPr>
       <w:r>
@@ -327,14 +323,16 @@
         <w:pBdr>
           <w:bottom w:val="single" w:sz="6" w:space="1" w:color="000000"/>
         </w:pBdr>
-        <w:spacing w:before="0" w:after="240" w:line="399" w:lineRule="exact"/>
+        <w:spacing w:before="0" w:after="280" w:line="120" w:lineRule="exact"/>
         <w:ind w:left="3240" w:right="3240"/>
         <w:jc w:val="center"/>
       </w:pPr>
     </w:p>
     <w:p>
       <w:pPr>
-        <w:spacing w:before="0" w:after="0" w:line="399" w:lineRule="exact"/>
+        <w:keepNext/>
+        <w:keepLines/>
+        <w:spacing w:before="0" w:after="0" w:line="400" w:lineRule="exact"/>
         <w:jc w:val="center"/>
       </w:pPr>
       <w:r>
@@ -355,7 +353,9 @@
     </w:p>
     <w:p>
       <w:pPr>
-        <w:spacing w:before="0" w:after="0" w:line="399" w:lineRule="exact"/>
+        <w:keepNext/>
+        <w:keepLines/>
+        <w:spacing w:before="0" w:after="0" w:line="400" w:lineRule="exact"/>
         <w:jc w:val="center"/>
       </w:pPr>
       <w:r>
@@ -388,7 +388,9 @@
     </w:p>
     <w:p>
       <w:pPr>
-        <w:spacing w:before="0" w:after="0" w:line="399" w:lineRule="exact"/>
+        <w:keepNext/>
+        <w:keepLines/>
+        <w:spacing w:before="0" w:after="0" w:line="400" w:lineRule="exact"/>
         <w:jc w:val="center"/>
       </w:pPr>
       <w:r>
@@ -421,7 +423,9 @@
     </w:p>
     <w:p>
       <w:pPr>
-        <w:spacing w:before="0" w:after="0" w:line="399" w:lineRule="exact"/>
+        <w:keepNext/>
+        <w:keepLines/>
+        <w:spacing w:before="0" w:after="0" w:line="400" w:lineRule="exact"/>
         <w:jc w:val="center"/>
       </w:pPr>
       <w:r>
@@ -437,12 +441,16 @@
         <w:t xml:space="preserve"> </w:t>
       </w:r>
       <w:r>
-        <w:t xml:space="preserve">30339-5948</w:t>
-      </w:r>
-    </w:p>
-    <w:p>
-      <w:pPr>
-        <w:spacing w:before="0" w:after="0" w:line="399" w:lineRule="exact"/>
+        <w:t xml:space="preserve">30339</w:t>
+        <w:noBreakHyphen/>
+        <w:t xml:space="preserve">5948</w:t>
+      </w:r>
+    </w:p>
+    <w:p>
+      <w:pPr>
+        <w:keepNext/>
+        <w:keepLines/>
+        <w:spacing w:before="140" w:after="0" w:line="400" w:lineRule="exact"/>
         <w:jc w:val="center"/>
       </w:pPr>
       <w:r>
@@ -463,7 +471,9 @@
     </w:p>
     <w:p>
       <w:pPr>
-        <w:spacing w:before="0" w:after="0" w:line="399" w:lineRule="exact"/>
+        <w:keepNext/>
+        <w:keepLines/>
+        <w:spacing w:before="0" w:after="0" w:line="400" w:lineRule="exact"/>
         <w:jc w:val="center"/>
       </w:pPr>
       <w:r>
@@ -484,7 +494,9 @@
     </w:p>
     <w:p>
       <w:pPr>
-        <w:spacing w:before="0" w:after="0" w:line="399" w:lineRule="exact"/>
+        <w:keepNext/>
+        <w:keepLines/>
+        <w:spacing w:before="0" w:after="0" w:line="400" w:lineRule="exact"/>
         <w:jc w:val="center"/>
       </w:pPr>
       <w:r>
@@ -494,7 +506,9 @@
         <w:t xml:space="preserve"> </w:t>
       </w:r>
       <w:r>
-        <w:t xml:space="preserve">818-0000</w:t>
+        <w:t xml:space="preserve">818</w:t>
+        <w:noBreakHyphen/>
+        <w:t xml:space="preserve">0000</w:t>
       </w:r>
     </w:p>
     <w:p>
@@ -503,7 +517,7 @@
         <w:sectPr>
           <w:footerReference w:type="default" r:id="rIdFtrCover"/>
           <w:pgSz w:w="12240" w:h="15840"/>
-          <w:pgMar w:top="1440" w:right="1440" w:bottom="1440" w:left="1440" w:header="720" w:footer="432" w:gutter="0"/>
+          <w:pgMar w:top="1440" w:right="1440" w:bottom="1440" w:left="1440" w:header="720" w:footer="608" w:gutter="0"/>
         </w:sectPr>
       </w:pPr>
     </w:p>
@@ -511,7 +525,8 @@
       <w:pPr>
         <w:keepNext/>
         <w:keepLines/>
-        <w:spacing w:before="0" w:after="240" w:line="399" w:lineRule="exact"/>
+        <w:spacing w:before="0" w:after="308" w:line="400" w:lineRule="exact"/>
+        <w:ind w:left="0" w:firstLine="0"/>
         <w:jc w:val="center"/>
       </w:pPr>
       <w:r>
@@ -524,11 +539,580 @@
     </w:p>
     <w:p>
       <w:pPr>
+        <w:keepNext/>
+        <w:keepLines/>
+        <w:spacing w:before="84" w:after="0" w:line="400" w:lineRule="exact"/>
+        <w:ind w:left="0" w:firstLine="0"/>
+        <w:jc w:val="right"/>
+      </w:pPr>
+      <w:r>
+        <w:rPr>
+          <w:b/>
+          <w:bCs/>
+          <w:u w:val="single"/>
+        </w:rPr>
+        <w:t xml:space="preserve">Page</w:t>
+      </w:r>
+    </w:p>
+    <w:p>
+      <w:pPr>
+        <w:keepLines/>
+        <w:tabs>
+          <w:tab w:val="right" w:leader="dot" w:pos="9360"/>
+        </w:tabs>
+        <w:spacing w:before="0" w:after="0" w:line="628" w:lineRule="exact"/>
+        <w:ind w:left="720" w:right="728" w:hanging="720"/>
+      </w:pPr>
+      <w:r>
+        <w:t xml:space="preserve">TABLE OF AUTHORITIES</w:t>
+      </w:r>
+      <w:r>
+        <w:t xml:space="preserve">   </w:t>
+      </w:r>
+      <w:r>
+        <w:tab/>
+      </w:r>
+      <w:r>
+        <w:t xml:space="preserve">ii</w:t>
+      </w:r>
+    </w:p>
+    <w:p>
+      <w:pPr>
+        <w:keepLines/>
+        <w:tabs>
+          <w:tab w:val="right" w:leader="dot" w:pos="9360"/>
+        </w:tabs>
+        <w:spacing w:before="0" w:after="0" w:line="628" w:lineRule="exact"/>
+        <w:ind w:left="720" w:right="728" w:hanging="720"/>
+      </w:pPr>
+      <w:r>
+        <w:t xml:space="preserve">ARGUMENT</w:t>
+      </w:r>
+      <w:r>
+        <w:t xml:space="preserve"> </w:t>
+      </w:r>
+      <w:r>
+        <w:t xml:space="preserve">AND</w:t>
+      </w:r>
+      <w:r>
+        <w:t xml:space="preserve"> </w:t>
+      </w:r>
+      <w:r>
+        <w:t xml:space="preserve">CITATIONS</w:t>
+      </w:r>
+      <w:r>
+        <w:t xml:space="preserve"> </w:t>
+      </w:r>
+      <w:r>
+        <w:t xml:space="preserve">OF</w:t>
+      </w:r>
+      <w:r>
+        <w:t xml:space="preserve"> </w:t>
+      </w:r>
+      <w:r>
+        <w:t xml:space="preserve">AUTHORITY</w:t>
+      </w:r>
+      <w:r>
+        <w:t xml:space="preserve">   </w:t>
+      </w:r>
+      <w:r>
+        <w:tab/>
+      </w:r>
+      <w:r>
+        <w:t xml:space="preserve">1</w:t>
+      </w:r>
+    </w:p>
+    <w:p>
+      <w:pPr>
+        <w:keepLines/>
+        <w:tabs>
+          <w:tab w:val="left" w:pos="1440"/>
+          <w:tab w:val="right" w:leader="dot" w:pos="9360"/>
+        </w:tabs>
+        <w:spacing w:before="0" w:after="0" w:line="628" w:lineRule="exact"/>
+        <w:ind w:left="1440" w:right="728" w:hanging="720"/>
+      </w:pPr>
+      <w:r>
+        <w:t xml:space="preserve">I.</w:t>
+      </w:r>
+      <w:r>
+        <w:tab/>
+      </w:r>
+      <w:r>
+        <w:t xml:space="preserve">THE</w:t>
+      </w:r>
+      <w:r>
+        <w:t xml:space="preserve"> </w:t>
+      </w:r>
+      <w:r>
+        <w:t xml:space="preserve">DENIAL</w:t>
+      </w:r>
+      <w:r>
+        <w:t xml:space="preserve"> </w:t>
+      </w:r>
+      <w:r>
+        <w:t xml:space="preserve">OF</w:t>
+      </w:r>
+      <w:r>
+        <w:t xml:space="preserve"> </w:t>
+      </w:r>
+      <w:r>
+        <w:t xml:space="preserve">NORTHFIELD’S</w:t>
+      </w:r>
+      <w:r>
+        <w:t xml:space="preserve"> </w:t>
+      </w:r>
+      <w:r>
+        <w:t xml:space="preserve">MOTION</w:t>
+      </w:r>
+      <w:r>
+        <w:t xml:space="preserve"> </w:t>
+      </w:r>
+      <w:r>
+        <w:t xml:space="preserve">IS</w:t>
+      </w:r>
+      <w:r>
+        <w:t xml:space="preserve"> </w:t>
+      </w:r>
+      <w:r>
+        <w:t xml:space="preserve">JUSTICIABLE</w:t>
+      </w:r>
+      <w:r>
+        <w:t xml:space="preserve">   </w:t>
+      </w:r>
+      <w:r>
+        <w:tab/>
+      </w:r>
+      <w:r>
+        <w:t xml:space="preserve">2</w:t>
+      </w:r>
+    </w:p>
+    <w:p>
+      <w:pPr>
+        <w:keepLines/>
+        <w:tabs>
+          <w:tab w:val="left" w:pos="1440"/>
+          <w:tab w:val="right" w:leader="dot" w:pos="9360"/>
+        </w:tabs>
+        <w:spacing w:before="0" w:after="0" w:line="628" w:lineRule="exact"/>
+        <w:ind w:left="1440" w:right="728" w:hanging="720"/>
+      </w:pPr>
+      <w:r>
+        <w:t xml:space="preserve">II.</w:t>
+      </w:r>
+      <w:r>
+        <w:tab/>
+      </w:r>
+      <w:r>
+        <w:t xml:space="preserve">THE</w:t>
+      </w:r>
+      <w:r>
+        <w:t xml:space="preserve"> </w:t>
+      </w:r>
+      <w:r>
+        <w:t xml:space="preserve">DISTRICT</w:t>
+      </w:r>
+      <w:r>
+        <w:t xml:space="preserve"> </w:t>
+      </w:r>
+      <w:r>
+        <w:t xml:space="preserve">COURT</w:t>
+      </w:r>
+      <w:r>
+        <w:t xml:space="preserve"> </w:t>
+      </w:r>
+      <w:r>
+        <w:t xml:space="preserve">ERRED</w:t>
+      </w:r>
+      <w:r>
+        <w:t xml:space="preserve"> </w:t>
+      </w:r>
+      <w:r>
+        <w:t xml:space="preserve">IN</w:t>
+      </w:r>
+      <w:r>
+        <w:t xml:space="preserve"> </w:t>
+      </w:r>
+      <w:r>
+        <w:t xml:space="preserve">DENYING</w:t>
+      </w:r>
+      <w:r>
+        <w:t xml:space="preserve"> </w:t>
+      </w:r>
+      <w:r>
+        <w:t xml:space="preserve">INTERVENTION</w:t>
+      </w:r>
+      <w:r>
+        <w:t xml:space="preserve"> </w:t>
+      </w:r>
+      <w:r>
+        <w:t xml:space="preserve">AS</w:t>
+      </w:r>
+      <w:r>
+        <w:t xml:space="preserve"> </w:t>
+      </w:r>
+      <w:r>
+        <w:t xml:space="preserve">UNTIMELY</w:t>
+      </w:r>
+      <w:r>
+        <w:t xml:space="preserve">   </w:t>
+      </w:r>
+      <w:r>
+        <w:tab/>
+      </w:r>
+      <w:r>
+        <w:t xml:space="preserve">4</w:t>
+      </w:r>
+    </w:p>
+    <w:p>
+      <w:pPr>
+        <w:keepLines/>
+        <w:tabs>
+          <w:tab w:val="left" w:pos="1440"/>
+          <w:tab w:val="right" w:leader="dot" w:pos="9360"/>
+        </w:tabs>
+        <w:spacing w:before="0" w:after="0" w:line="628" w:lineRule="exact"/>
+        <w:ind w:left="1440" w:right="728" w:hanging="720"/>
+      </w:pPr>
+      <w:r>
+        <w:t xml:space="preserve">III.</w:t>
+      </w:r>
+      <w:r>
+        <w:tab/>
+      </w:r>
+      <w:r>
+        <w:t xml:space="preserve">NORTHFIELD</w:t>
+      </w:r>
+      <w:r>
+        <w:t xml:space="preserve"> </w:t>
+      </w:r>
+      <w:r>
+        <w:t xml:space="preserve">HAS</w:t>
+      </w:r>
+      <w:r>
+        <w:t xml:space="preserve"> </w:t>
+      </w:r>
+      <w:r>
+        <w:t xml:space="preserve">A</w:t>
+      </w:r>
+      <w:r>
+        <w:t xml:space="preserve"> </w:t>
+      </w:r>
+      <w:r>
+        <w:t xml:space="preserve">DIRECT</w:t>
+      </w:r>
+      <w:r>
+        <w:t xml:space="preserve"> </w:t>
+      </w:r>
+      <w:r>
+        <w:t xml:space="preserve">INTEREST</w:t>
+      </w:r>
+      <w:r>
+        <w:t xml:space="preserve"> </w:t>
+      </w:r>
+      <w:r>
+        <w:t xml:space="preserve">IN</w:t>
+      </w:r>
+      <w:r>
+        <w:t xml:space="preserve"> </w:t>
+      </w:r>
+      <w:r>
+        <w:t xml:space="preserve">THIS</w:t>
+      </w:r>
+      <w:r>
+        <w:t xml:space="preserve"> </w:t>
+      </w:r>
+      <w:r>
+        <w:t xml:space="preserve">LITIGATION</w:t>
+      </w:r>
+      <w:r>
+        <w:t xml:space="preserve">   </w:t>
+      </w:r>
+      <w:r>
+        <w:tab/>
+      </w:r>
+      <w:r>
+        <w:t xml:space="preserve">6</w:t>
+      </w:r>
+    </w:p>
+    <w:p>
+      <w:pPr>
+        <w:keepLines/>
+        <w:tabs>
+          <w:tab w:val="left" w:pos="1440"/>
+          <w:tab w:val="right" w:leader="dot" w:pos="9360"/>
+        </w:tabs>
+        <w:spacing w:before="0" w:after="0" w:line="628" w:lineRule="exact"/>
+        <w:ind w:left="1440" w:right="728" w:hanging="720"/>
+      </w:pPr>
+      <w:r>
+        <w:t xml:space="preserve">IV.</w:t>
+      </w:r>
+      <w:r>
+        <w:tab/>
+      </w:r>
+      <w:r>
+        <w:t xml:space="preserve">THE</w:t>
+      </w:r>
+      <w:r>
+        <w:t xml:space="preserve"> </w:t>
+      </w:r>
+      <w:r>
+        <w:t xml:space="preserve">DISPOSITION</w:t>
+      </w:r>
+      <w:r>
+        <w:t xml:space="preserve"> </w:t>
+      </w:r>
+      <w:r>
+        <w:t xml:space="preserve">OF</w:t>
+      </w:r>
+      <w:r>
+        <w:t xml:space="preserve"> </w:t>
+      </w:r>
+      <w:r>
+        <w:t xml:space="preserve">THIS</w:t>
+      </w:r>
+      <w:r>
+        <w:t xml:space="preserve"> </w:t>
+      </w:r>
+      <w:r>
+        <w:t xml:space="preserve">CASE</w:t>
+      </w:r>
+      <w:r>
+        <w:t xml:space="preserve"> </w:t>
+      </w:r>
+      <w:r>
+        <w:t xml:space="preserve">IMPACTS</w:t>
+      </w:r>
+      <w:r>
+        <w:t xml:space="preserve"> </w:t>
+      </w:r>
+      <w:r>
+        <w:t xml:space="preserve">NORTHFIELD’S</w:t>
+      </w:r>
+      <w:r>
+        <w:t xml:space="preserve"> </w:t>
+      </w:r>
+      <w:r>
+        <w:t xml:space="preserve">INTERESTS</w:t>
+      </w:r>
+      <w:r>
+        <w:t xml:space="preserve"> </w:t>
+      </w:r>
+      <w:r>
+        <w:t xml:space="preserve">IN</w:t>
+      </w:r>
+      <w:r>
+        <w:t xml:space="preserve"> </w:t>
+      </w:r>
+      <w:r>
+        <w:t xml:space="preserve">THE</w:t>
+      </w:r>
+      <w:r>
+        <w:t xml:space="preserve"> </w:t>
+      </w:r>
+      <w:r>
+        <w:t xml:space="preserve">COVERAGE</w:t>
+      </w:r>
+      <w:r>
+        <w:t xml:space="preserve"> </w:t>
+      </w:r>
+      <w:r>
+        <w:t xml:space="preserve">LAWSUIT</w:t>
+      </w:r>
+      <w:r>
+        <w:t xml:space="preserve">   </w:t>
+      </w:r>
+      <w:r>
+        <w:tab/>
+      </w:r>
+      <w:r>
+        <w:t xml:space="preserve">7</w:t>
+      </w:r>
+    </w:p>
+    <w:p>
+      <w:pPr>
+        <w:keepLines/>
+        <w:tabs>
+          <w:tab w:val="left" w:pos="1440"/>
+          <w:tab w:val="right" w:leader="dot" w:pos="9360"/>
+        </w:tabs>
+        <w:spacing w:before="0" w:after="0" w:line="628" w:lineRule="exact"/>
+        <w:ind w:left="1440" w:right="728" w:hanging="720"/>
+      </w:pPr>
+      <w:r>
+        <w:t xml:space="preserve">V.</w:t>
+      </w:r>
+      <w:r>
+        <w:tab/>
+      </w:r>
+      <w:r>
+        <w:t xml:space="preserve">NORTHFIELD’S</w:t>
+      </w:r>
+      <w:r>
+        <w:t xml:space="preserve"> </w:t>
+      </w:r>
+      <w:r>
+        <w:t xml:space="preserve">INTERESTS</w:t>
+      </w:r>
+      <w:r>
+        <w:t xml:space="preserve"> </w:t>
+      </w:r>
+      <w:r>
+        <w:t xml:space="preserve">ARE</w:t>
+      </w:r>
+      <w:r>
+        <w:t xml:space="preserve"> </w:t>
+      </w:r>
+      <w:r>
+        <w:t xml:space="preserve">NOT</w:t>
+      </w:r>
+      <w:r>
+        <w:t xml:space="preserve"> </w:t>
+      </w:r>
+      <w:r>
+        <w:t xml:space="preserve">ADEQUATELY</w:t>
+      </w:r>
+      <w:r>
+        <w:t xml:space="preserve"> </w:t>
+      </w:r>
+      <w:r>
+        <w:t xml:space="preserve">REPRESENTED</w:t>
+      </w:r>
+      <w:r>
+        <w:t xml:space="preserve"> </w:t>
+      </w:r>
+      <w:r>
+        <w:t xml:space="preserve">BY</w:t>
+      </w:r>
+      <w:r>
+        <w:t xml:space="preserve"> </w:t>
+      </w:r>
+      <w:r>
+        <w:t xml:space="preserve">THE</w:t>
+      </w:r>
+      <w:r>
+        <w:t xml:space="preserve"> </w:t>
+      </w:r>
+      <w:r>
+        <w:t xml:space="preserve">EXISTING</w:t>
+      </w:r>
+      <w:r>
+        <w:t xml:space="preserve"> </w:t>
+      </w:r>
+      <w:r>
+        <w:t xml:space="preserve">PARTIES</w:t>
+      </w:r>
+      <w:r>
+        <w:t xml:space="preserve">   </w:t>
+      </w:r>
+      <w:r>
+        <w:tab/>
+      </w:r>
+      <w:r>
+        <w:t xml:space="preserve">9</w:t>
+      </w:r>
+    </w:p>
+    <w:p>
+      <w:pPr>
+        <w:keepLines/>
+        <w:tabs>
+          <w:tab w:val="right" w:leader="dot" w:pos="9360"/>
+        </w:tabs>
+        <w:spacing w:before="0" w:after="0" w:line="628" w:lineRule="exact"/>
+        <w:ind w:left="720" w:right="728" w:hanging="720"/>
+      </w:pPr>
+      <w:r>
+        <w:t xml:space="preserve">CONCLUSION</w:t>
+      </w:r>
+      <w:r>
+        <w:t xml:space="preserve">   </w:t>
+      </w:r>
+      <w:r>
+        <w:tab/>
+      </w:r>
+      <w:r>
+        <w:t xml:space="preserve">10</w:t>
+      </w:r>
+    </w:p>
+    <w:p>
+      <w:pPr>
+        <w:keepLines/>
+        <w:tabs>
+          <w:tab w:val="right" w:leader="dot" w:pos="9360"/>
+        </w:tabs>
+        <w:spacing w:before="0" w:after="0" w:line="628" w:lineRule="exact"/>
+        <w:ind w:left="720" w:right="728" w:hanging="720"/>
+      </w:pPr>
+      <w:r>
+        <w:t xml:space="preserve">CERTIFICATE OF COMPLIANCE</w:t>
+      </w:r>
+      <w:r>
+        <w:t xml:space="preserve">   </w:t>
+      </w:r>
+      <w:r>
+        <w:tab/>
+      </w:r>
+      <w:r>
+        <w:t xml:space="preserve">11</w:t>
+      </w:r>
+    </w:p>
+    <w:p>
+      <w:pPr>
+        <w:keepLines/>
+        <w:tabs>
+          <w:tab w:val="right" w:leader="dot" w:pos="9360"/>
+        </w:tabs>
+        <w:spacing w:before="0" w:after="0" w:line="628" w:lineRule="exact"/>
+        <w:ind w:left="720" w:right="728" w:hanging="720"/>
+      </w:pPr>
+      <w:r>
+        <w:t xml:space="preserve">CERTIFICATE OF SERVICE</w:t>
+      </w:r>
+      <w:r>
+        <w:t xml:space="preserve">   </w:t>
+      </w:r>
+      <w:r>
+        <w:tab/>
+      </w:r>
+      <w:r>
+        <w:t xml:space="preserve">12</w:t>
+      </w:r>
+    </w:p>
+    <w:p>
+      <w:pPr>
+        <w:keepNext/>
+        <w:keepLines/>
+        <w:pageBreakBefore/>
+        <w:spacing w:before="0" w:after="308" w:line="400" w:lineRule="exact"/>
+        <w:ind w:left="0" w:firstLine="0"/>
+        <w:jc w:val="center"/>
+      </w:pPr>
+      <w:r>
+        <w:rPr>
+          <w:b/>
+          <w:bCs/>
+        </w:rPr>
+        <w:t xml:space="preserve">Table of Authorities</w:t>
+      </w:r>
+    </w:p>
+    <w:p>
+      <w:pPr>
+        <w:keepNext/>
+        <w:keepLines/>
         <w:tabs>
           <w:tab w:val="right" w:pos="9360"/>
         </w:tabs>
-        <w:spacing w:before="0" w:after="120" w:line="399" w:lineRule="exact"/>
-      </w:pPr>
+        <w:spacing w:before="280" w:after="56" w:line="400" w:lineRule="exact"/>
+        <w:ind w:left="0" w:firstLine="0"/>
+      </w:pPr>
+      <w:r>
+        <w:rPr>
+          <w:b/>
+          <w:bCs/>
+        </w:rPr>
+        <w:t xml:space="preserve">Cases</w:t>
+      </w:r>
       <w:r>
         <w:tab/>
       </w:r>
@@ -538,1013 +1122,753 @@
           <w:bCs/>
           <w:u w:val="single"/>
         </w:rPr>
-        <w:t xml:space="preserve">Page</w:t>
-      </w:r>
-    </w:p>
-    <w:p>
-      <w:pPr>
+        <w:t xml:space="preserve">Page(s)</w:t>
+      </w:r>
+    </w:p>
+    <w:p>
+      <w:pPr>
+        <w:keepLines/>
         <w:tabs>
           <w:tab w:val="right" w:leader="dot" w:pos="9360"/>
         </w:tabs>
-        <w:spacing w:before="120" w:after="0" w:line="629" w:lineRule="exact"/>
-        <w:ind w:left="0"/>
-      </w:pPr>
-      <w:r>
-        <w:t xml:space="preserve">TABLE OF AUTHORITIES </w:t>
+        <w:spacing w:before="0" w:after="0" w:line="628" w:lineRule="exact"/>
+        <w:ind w:left="504" w:right="1120" w:hanging="504"/>
+      </w:pPr>
+      <w:r>
+        <w:rPr>
+          <w:i/>
+          <w:iCs/>
+        </w:rPr>
+        <w:t xml:space="preserve">Pottayil</w:t>
+      </w:r>
+      <w:r>
+        <w:rPr>
+          <w:i/>
+          <w:iCs/>
+        </w:rPr>
+        <w:t xml:space="preserve"> </w:t>
+      </w:r>
+      <w:r>
+        <w:rPr>
+          <w:i/>
+          <w:iCs/>
+        </w:rPr>
+        <w:t xml:space="preserve">v.</w:t>
+      </w:r>
+      <w:r>
+        <w:rPr>
+          <w:i/>
+          <w:iCs/>
+        </w:rPr>
+        <w:t xml:space="preserve"> </w:t>
+      </w:r>
+      <w:r>
+        <w:rPr>
+          <w:i/>
+          <w:iCs/>
+        </w:rPr>
+        <w:t xml:space="preserve">Thyssenkrupp</w:t>
+      </w:r>
+      <w:r>
+        <w:rPr>
+          <w:i/>
+          <w:iCs/>
+        </w:rPr>
+        <w:t xml:space="preserve"> </w:t>
+      </w:r>
+      <w:r>
+        <w:rPr>
+          <w:i/>
+          <w:iCs/>
+        </w:rPr>
+        <w:t xml:space="preserve">Elevator</w:t>
+      </w:r>
+      <w:r>
+        <w:rPr>
+          <w:i/>
+          <w:iCs/>
+        </w:rPr>
+        <w:t xml:space="preserve"> </w:t>
+      </w:r>
+      <w:r>
+        <w:rPr>
+          <w:i/>
+          <w:iCs/>
+        </w:rPr>
+        <w:t xml:space="preserve">Corp.</w:t>
+      </w:r>
+      <w:r>
+        <w:t xml:space="preserve">,</w:t>
+      </w:r>
+      <w:r>
+        <w:br/>
+      </w:r>
+      <w:r>
+        <w:t xml:space="preserve">574</w:t>
+      </w:r>
+      <w:r>
+        <w:t xml:space="preserve"> </w:t>
+      </w:r>
+      <w:r>
+        <w:t xml:space="preserve">F.</w:t>
+      </w:r>
+      <w:r>
+        <w:t xml:space="preserve"> </w:t>
+      </w:r>
+      <w:r>
+        <w:t xml:space="preserve">Supp.</w:t>
+      </w:r>
+      <w:r>
+        <w:t xml:space="preserve"> </w:t>
+      </w:r>
+      <w:r>
+        <w:t xml:space="preserve">3d</w:t>
+      </w:r>
+      <w:r>
+        <w:t xml:space="preserve"> </w:t>
+      </w:r>
+      <w:r>
+        <w:t xml:space="preserve">1282</w:t>
+      </w:r>
+      <w:r>
+        <w:t xml:space="preserve"> </w:t>
+      </w:r>
+      <w:r>
+        <w:t xml:space="preserve">(N.D.</w:t>
+      </w:r>
+      <w:r>
+        <w:t xml:space="preserve"> </w:t>
+      </w:r>
+      <w:r>
+        <w:t xml:space="preserve">Ga.</w:t>
+      </w:r>
+      <w:r>
+        <w:t xml:space="preserve"> </w:t>
+      </w:r>
+      <w:r>
+        <w:t xml:space="preserve">2021)</w:t>
+      </w:r>
+      <w:r>
+        <w:t xml:space="preserve">   </w:t>
       </w:r>
       <w:r>
         <w:tab/>
       </w:r>
       <w:r>
-        <w:t xml:space="preserve">ii</w:t>
-      </w:r>
-    </w:p>
-    <w:p>
-      <w:pPr>
+        <w:t xml:space="preserve">3</w:t>
+      </w:r>
+    </w:p>
+    <w:p>
+      <w:pPr>
+        <w:keepLines/>
         <w:tabs>
           <w:tab w:val="right" w:leader="dot" w:pos="9360"/>
         </w:tabs>
-        <w:spacing w:before="120" w:after="0" w:line="629" w:lineRule="exact"/>
-        <w:ind w:left="0"/>
-      </w:pPr>
-      <w:r>
-        <w:t xml:space="preserve">ARGUMENT AND CITATIONS OF AUTHORITY </w:t>
+        <w:spacing w:before="0" w:after="0" w:line="628" w:lineRule="exact"/>
+        <w:ind w:left="504" w:right="1120" w:hanging="504"/>
+      </w:pPr>
+      <w:r>
+        <w:rPr>
+          <w:i/>
+          <w:iCs/>
+        </w:rPr>
+        <w:t xml:space="preserve">QBE</w:t>
+      </w:r>
+      <w:r>
+        <w:rPr>
+          <w:i/>
+          <w:iCs/>
+        </w:rPr>
+        <w:t xml:space="preserve"> </w:t>
+      </w:r>
+      <w:r>
+        <w:rPr>
+          <w:i/>
+          <w:iCs/>
+        </w:rPr>
+        <w:t xml:space="preserve">Specialty</w:t>
+      </w:r>
+      <w:r>
+        <w:rPr>
+          <w:i/>
+          <w:iCs/>
+        </w:rPr>
+        <w:t xml:space="preserve"> </w:t>
+      </w:r>
+      <w:r>
+        <w:rPr>
+          <w:i/>
+          <w:iCs/>
+        </w:rPr>
+        <w:t xml:space="preserve">Insurance</w:t>
+      </w:r>
+      <w:r>
+        <w:rPr>
+          <w:i/>
+          <w:iCs/>
+        </w:rPr>
+        <w:t xml:space="preserve"> </w:t>
+      </w:r>
+      <w:r>
+        <w:rPr>
+          <w:i/>
+          <w:iCs/>
+        </w:rPr>
+        <w:t xml:space="preserve">Company</w:t>
+      </w:r>
+      <w:r>
+        <w:rPr>
+          <w:i/>
+          <w:iCs/>
+        </w:rPr>
+        <w:t xml:space="preserve"> </w:t>
+      </w:r>
+      <w:r>
+        <w:rPr>
+          <w:i/>
+          <w:iCs/>
+        </w:rPr>
+        <w:t xml:space="preserve">v.</w:t>
+      </w:r>
+      <w:r>
+        <w:rPr>
+          <w:i/>
+          <w:iCs/>
+        </w:rPr>
+        <w:t xml:space="preserve"> </w:t>
+      </w:r>
+      <w:r>
+        <w:rPr>
+          <w:i/>
+          <w:iCs/>
+        </w:rPr>
+        <w:t xml:space="preserve">Scrap,</w:t>
+      </w:r>
+      <w:r>
+        <w:rPr>
+          <w:i/>
+          <w:iCs/>
+        </w:rPr>
+        <w:t xml:space="preserve"> </w:t>
+      </w:r>
+      <w:r>
+        <w:rPr>
+          <w:i/>
+          <w:iCs/>
+        </w:rPr>
+        <w:t xml:space="preserve">Inc.</w:t>
+      </w:r>
+      <w:r>
+        <w:t xml:space="preserve">,</w:t>
+      </w:r>
+      <w:r>
+        <w:br/>
+      </w:r>
+      <w:r>
+        <w:t xml:space="preserve">806</w:t>
+      </w:r>
+      <w:r>
+        <w:t xml:space="preserve"> </w:t>
+      </w:r>
+      <w:r>
+        <w:t xml:space="preserve">F.</w:t>
+      </w:r>
+      <w:r>
+        <w:t xml:space="preserve"> </w:t>
+      </w:r>
+      <w:r>
+        <w:t xml:space="preserve">App’x</w:t>
+      </w:r>
+      <w:r>
+        <w:t xml:space="preserve"> </w:t>
+      </w:r>
+      <w:r>
+        <w:t xml:space="preserve">692</w:t>
+      </w:r>
+      <w:r>
+        <w:t xml:space="preserve"> </w:t>
+      </w:r>
+      <w:r>
+        <w:t xml:space="preserve">(11th</w:t>
+      </w:r>
+      <w:r>
+        <w:t xml:space="preserve"> </w:t>
+      </w:r>
+      <w:r>
+        <w:t xml:space="preserve">Cir.</w:t>
+      </w:r>
+      <w:r>
+        <w:t xml:space="preserve"> </w:t>
+      </w:r>
+      <w:r>
+        <w:t xml:space="preserve">2020)</w:t>
+      </w:r>
+      <w:r>
+        <w:t xml:space="preserve">   </w:t>
       </w:r>
       <w:r>
         <w:tab/>
       </w:r>
       <w:r>
-        <w:t xml:space="preserve">1</w:t>
-      </w:r>
-    </w:p>
-    <w:p>
-      <w:pPr>
+        <w:t xml:space="preserve">7*, 8*</w:t>
+      </w:r>
+    </w:p>
+    <w:p>
+      <w:pPr>
+        <w:keepLines/>
         <w:tabs>
           <w:tab w:val="right" w:leader="dot" w:pos="9360"/>
         </w:tabs>
-        <w:spacing w:before="0" w:after="0" w:line="629" w:lineRule="exact"/>
-        <w:ind w:left="1440" w:hanging="720"/>
-      </w:pPr>
-      <w:r>
-        <w:t xml:space="preserve">I.</w:t>
+        <w:spacing w:before="0" w:after="0" w:line="628" w:lineRule="exact"/>
+        <w:ind w:left="504" w:right="1120" w:hanging="504"/>
+      </w:pPr>
+      <w:r>
+        <w:rPr>
+          <w:i/>
+          <w:iCs/>
+        </w:rPr>
+        <w:t xml:space="preserve">Ross</w:t>
+      </w:r>
+      <w:r>
+        <w:rPr>
+          <w:i/>
+          <w:iCs/>
+        </w:rPr>
+        <w:t xml:space="preserve"> </w:t>
+      </w:r>
+      <w:r>
+        <w:rPr>
+          <w:i/>
+          <w:iCs/>
+        </w:rPr>
+        <w:t xml:space="preserve">v.</w:t>
+      </w:r>
+      <w:r>
+        <w:rPr>
+          <w:i/>
+          <w:iCs/>
+        </w:rPr>
+        <w:t xml:space="preserve"> </w:t>
+      </w:r>
+      <w:r>
+        <w:rPr>
+          <w:i/>
+          <w:iCs/>
+        </w:rPr>
+        <w:t xml:space="preserve">Marshall</w:t>
+      </w:r>
+      <w:r>
+        <w:t xml:space="preserve">,</w:t>
+      </w:r>
+      <w:r>
+        <w:br/>
+      </w:r>
+      <w:r>
+        <w:t xml:space="preserve">456</w:t>
+      </w:r>
+      <w:r>
+        <w:t xml:space="preserve"> </w:t>
+      </w:r>
+      <w:r>
+        <w:t xml:space="preserve">F.3d</w:t>
+      </w:r>
+      <w:r>
+        <w:t xml:space="preserve"> </w:t>
+      </w:r>
+      <w:r>
+        <w:t xml:space="preserve">442</w:t>
+      </w:r>
+      <w:r>
+        <w:t xml:space="preserve"> </w:t>
+      </w:r>
+      <w:r>
+        <w:t xml:space="preserve">(11th</w:t>
+      </w:r>
+      <w:r>
+        <w:t xml:space="preserve"> </w:t>
+      </w:r>
+      <w:r>
+        <w:t xml:space="preserve">Cir.</w:t>
+      </w:r>
+      <w:r>
+        <w:t xml:space="preserve"> </w:t>
+      </w:r>
+      <w:r>
+        <w:t xml:space="preserve">2006)</w:t>
+      </w:r>
+      <w:r>
+        <w:t xml:space="preserve">   </w:t>
       </w:r>
       <w:r>
         <w:tab/>
       </w:r>
       <w:r>
-        <w:t xml:space="preserve">THE DENIAL OF NORTHFIELD’S MOTION IS JUSTICIABLE </w:t>
-      </w:r>
-      <w:r>
-        <w:tab/>
-      </w:r>
-      <w:r>
-        <w:t xml:space="preserve">2</w:t>
-      </w:r>
-    </w:p>
-    <w:p>
-      <w:pPr>
+        <w:t xml:space="preserve">6*, 7*</w:t>
+      </w:r>
+    </w:p>
+    <w:p>
+      <w:pPr>
+        <w:keepLines/>
         <w:tabs>
           <w:tab w:val="right" w:leader="dot" w:pos="9360"/>
         </w:tabs>
-        <w:spacing w:before="0" w:after="0" w:line="629" w:lineRule="exact"/>
-        <w:ind w:left="1440" w:hanging="720"/>
-      </w:pPr>
-      <w:r>
-        <w:t xml:space="preserve">II.</w:t>
+        <w:spacing w:before="0" w:after="0" w:line="628" w:lineRule="exact"/>
+        <w:ind w:left="504" w:right="1120" w:hanging="504"/>
+      </w:pPr>
+      <w:r>
+        <w:rPr>
+          <w:i/>
+          <w:iCs/>
+        </w:rPr>
+        <w:t xml:space="preserve">Smith</w:t>
+      </w:r>
+      <w:r>
+        <w:rPr>
+          <w:i/>
+          <w:iCs/>
+        </w:rPr>
+        <w:t xml:space="preserve"> </w:t>
+      </w:r>
+      <w:r>
+        <w:rPr>
+          <w:i/>
+          <w:iCs/>
+        </w:rPr>
+        <w:t xml:space="preserve">v.</w:t>
+      </w:r>
+      <w:r>
+        <w:rPr>
+          <w:i/>
+          <w:iCs/>
+        </w:rPr>
+        <w:t xml:space="preserve"> </w:t>
+      </w:r>
+      <w:r>
+        <w:rPr>
+          <w:i/>
+          <w:iCs/>
+        </w:rPr>
+        <w:t xml:space="preserve">Owens</w:t>
+      </w:r>
+      <w:r>
+        <w:t xml:space="preserve">,</w:t>
+      </w:r>
+      <w:r>
+        <w:br/>
+      </w:r>
+      <w:r>
+        <w:t xml:space="preserve">848</w:t>
+      </w:r>
+      <w:r>
+        <w:t xml:space="preserve"> </w:t>
+      </w:r>
+      <w:r>
+        <w:t xml:space="preserve">F.3d</w:t>
+      </w:r>
+      <w:r>
+        <w:t xml:space="preserve"> </w:t>
+      </w:r>
+      <w:r>
+        <w:t xml:space="preserve">975</w:t>
+      </w:r>
+      <w:r>
+        <w:t xml:space="preserve"> </w:t>
+      </w:r>
+      <w:r>
+        <w:t xml:space="preserve">(11th</w:t>
+      </w:r>
+      <w:r>
+        <w:t xml:space="preserve"> </w:t>
+      </w:r>
+      <w:r>
+        <w:t xml:space="preserve">Cir.</w:t>
+      </w:r>
+      <w:r>
+        <w:t xml:space="preserve"> </w:t>
+      </w:r>
+      <w:r>
+        <w:t xml:space="preserve">2017)</w:t>
+      </w:r>
+      <w:r>
+        <w:t xml:space="preserve">   </w:t>
       </w:r>
       <w:r>
         <w:tab/>
       </w:r>
       <w:r>
-        <w:t xml:space="preserve">THE DISTRICT COURT ERRED IN DENYING INTERVENTION AS UNTIMELY </w:t>
-      </w:r>
-      <w:r>
-        <w:tab/>
-      </w:r>
-      <w:r>
-        <w:t xml:space="preserve">4</w:t>
-      </w:r>
-    </w:p>
-    <w:p>
-      <w:pPr>
+        <w:t xml:space="preserve">2</w:t>
+      </w:r>
+    </w:p>
+    <w:p>
+      <w:pPr>
+        <w:keepLines/>
         <w:tabs>
           <w:tab w:val="right" w:leader="dot" w:pos="9360"/>
         </w:tabs>
-        <w:spacing w:before="0" w:after="0" w:line="629" w:lineRule="exact"/>
-        <w:ind w:left="1440" w:hanging="720"/>
-      </w:pPr>
-      <w:r>
-        <w:t xml:space="preserve">III.</w:t>
+        <w:spacing w:before="0" w:after="0" w:line="628" w:lineRule="exact"/>
+        <w:ind w:left="504" w:right="1120" w:hanging="504"/>
+      </w:pPr>
+      <w:r>
+        <w:rPr>
+          <w:i/>
+          <w:iCs/>
+        </w:rPr>
+        <w:t xml:space="preserve">Trbovich</w:t>
+      </w:r>
+      <w:r>
+        <w:rPr>
+          <w:i/>
+          <w:iCs/>
+        </w:rPr>
+        <w:t xml:space="preserve"> </w:t>
+      </w:r>
+      <w:r>
+        <w:rPr>
+          <w:i/>
+          <w:iCs/>
+        </w:rPr>
+        <w:t xml:space="preserve">v.</w:t>
+      </w:r>
+      <w:r>
+        <w:rPr>
+          <w:i/>
+          <w:iCs/>
+        </w:rPr>
+        <w:t xml:space="preserve"> </w:t>
+      </w:r>
+      <w:r>
+        <w:rPr>
+          <w:i/>
+          <w:iCs/>
+        </w:rPr>
+        <w:t xml:space="preserve">United</w:t>
+      </w:r>
+      <w:r>
+        <w:rPr>
+          <w:i/>
+          <w:iCs/>
+        </w:rPr>
+        <w:t xml:space="preserve"> </w:t>
+      </w:r>
+      <w:r>
+        <w:rPr>
+          <w:i/>
+          <w:iCs/>
+        </w:rPr>
+        <w:t xml:space="preserve">Mine</w:t>
+      </w:r>
+      <w:r>
+        <w:rPr>
+          <w:i/>
+          <w:iCs/>
+        </w:rPr>
+        <w:t xml:space="preserve"> </w:t>
+      </w:r>
+      <w:r>
+        <w:rPr>
+          <w:i/>
+          <w:iCs/>
+        </w:rPr>
+        <w:t xml:space="preserve">Workers</w:t>
+      </w:r>
+      <w:r>
+        <w:rPr>
+          <w:i/>
+          <w:iCs/>
+        </w:rPr>
+        <w:t xml:space="preserve"> </w:t>
+      </w:r>
+      <w:r>
+        <w:rPr>
+          <w:i/>
+          <w:iCs/>
+        </w:rPr>
+        <w:t xml:space="preserve">of</w:t>
+      </w:r>
+      <w:r>
+        <w:rPr>
+          <w:i/>
+          <w:iCs/>
+        </w:rPr>
+        <w:t xml:space="preserve"> </w:t>
+      </w:r>
+      <w:r>
+        <w:rPr>
+          <w:i/>
+          <w:iCs/>
+        </w:rPr>
+        <w:t xml:space="preserve">Am.</w:t>
+      </w:r>
+      <w:r>
+        <w:t xml:space="preserve">,</w:t>
+      </w:r>
+      <w:r>
+        <w:br/>
+      </w:r>
+      <w:r>
+        <w:t xml:space="preserve">404</w:t>
+      </w:r>
+      <w:r>
+        <w:t xml:space="preserve"> </w:t>
+      </w:r>
+      <w:r>
+        <w:t xml:space="preserve">U.S.</w:t>
+      </w:r>
+      <w:r>
+        <w:t xml:space="preserve"> </w:t>
+      </w:r>
+      <w:r>
+        <w:t xml:space="preserve">528</w:t>
+      </w:r>
+      <w:r>
+        <w:t xml:space="preserve"> </w:t>
+      </w:r>
+      <w:r>
+        <w:t xml:space="preserve">(1972)</w:t>
+      </w:r>
+      <w:r>
+        <w:t xml:space="preserve">   </w:t>
       </w:r>
       <w:r>
         <w:tab/>
       </w:r>
       <w:r>
-        <w:t xml:space="preserve">NORTHFIELD HAS A DIRECT INTEREST IN THIS LITIGATION </w:t>
-      </w:r>
-      <w:r>
-        <w:tab/>
-      </w:r>
-      <w:r>
-        <w:t xml:space="preserve">6</w:t>
-      </w:r>
-    </w:p>
-    <w:p>
-      <w:pPr>
+        <w:t xml:space="preserve">9*</w:t>
+      </w:r>
+    </w:p>
+    <w:p>
+      <w:pPr>
+        <w:keepLines/>
         <w:tabs>
           <w:tab w:val="right" w:leader="dot" w:pos="9360"/>
         </w:tabs>
-        <w:spacing w:before="0" w:after="0" w:line="629" w:lineRule="exact"/>
-        <w:ind w:left="1440" w:hanging="720"/>
-      </w:pPr>
-      <w:r>
-        <w:t xml:space="preserve">IV.</w:t>
+        <w:spacing w:before="0" w:after="0" w:line="628" w:lineRule="exact"/>
+        <w:ind w:left="504" w:right="1120" w:hanging="504"/>
+      </w:pPr>
+      <w:r>
+        <w:rPr>
+          <w:i/>
+          <w:iCs/>
+        </w:rPr>
+        <w:t xml:space="preserve">United</w:t>
+      </w:r>
+      <w:r>
+        <w:rPr>
+          <w:i/>
+          <w:iCs/>
+        </w:rPr>
+        <w:t xml:space="preserve"> </w:t>
+      </w:r>
+      <w:r>
+        <w:rPr>
+          <w:i/>
+          <w:iCs/>
+        </w:rPr>
+        <w:t xml:space="preserve">States</w:t>
+      </w:r>
+      <w:r>
+        <w:rPr>
+          <w:i/>
+          <w:iCs/>
+        </w:rPr>
+        <w:t xml:space="preserve"> </w:t>
+      </w:r>
+      <w:r>
+        <w:rPr>
+          <w:i/>
+          <w:iCs/>
+        </w:rPr>
+        <w:t xml:space="preserve">v.</w:t>
+      </w:r>
+      <w:r>
+        <w:rPr>
+          <w:i/>
+          <w:iCs/>
+        </w:rPr>
+        <w:t xml:space="preserve"> </w:t>
+      </w:r>
+      <w:r>
+        <w:rPr>
+          <w:i/>
+          <w:iCs/>
+        </w:rPr>
+        <w:t xml:space="preserve">Campbell</w:t>
+      </w:r>
+      <w:r>
+        <w:t xml:space="preserve">,</w:t>
+      </w:r>
+      <w:r>
+        <w:br/>
+      </w:r>
+      <w:r>
+        <w:t xml:space="preserve">26</w:t>
+      </w:r>
+      <w:r>
+        <w:t xml:space="preserve"> </w:t>
+      </w:r>
+      <w:r>
+        <w:t xml:space="preserve">F.4th</w:t>
+      </w:r>
+      <w:r>
+        <w:t xml:space="preserve"> </w:t>
+      </w:r>
+      <w:r>
+        <w:t xml:space="preserve">860</w:t>
+      </w:r>
+      <w:r>
+        <w:t xml:space="preserve"> </w:t>
+      </w:r>
+      <w:r>
+        <w:t xml:space="preserve">(11th</w:t>
+      </w:r>
+      <w:r>
+        <w:t xml:space="preserve"> </w:t>
+      </w:r>
+      <w:r>
+        <w:t xml:space="preserve">Cir.</w:t>
+      </w:r>
+      <w:r>
+        <w:t xml:space="preserve"> </w:t>
+      </w:r>
+      <w:r>
+        <w:t xml:space="preserve">2022)</w:t>
+      </w:r>
+      <w:r>
+        <w:t xml:space="preserve">   </w:t>
       </w:r>
       <w:r>
         <w:tab/>
       </w:r>
       <w:r>
-        <w:t xml:space="preserve">THE DISPOSITION OF THIS CASE IMPACTS NORTHFIELD’S INTERESTS IN THE COVERAGE LAWSUIT </w:t>
-      </w:r>
-      <w:r>
-        <w:tab/>
-      </w:r>
-      <w:r>
-        <w:t xml:space="preserve">7</w:t>
-      </w:r>
-    </w:p>
-    <w:p>
-      <w:pPr>
+        <w:t xml:space="preserve">5</w:t>
+      </w:r>
+    </w:p>
+    <w:p>
+      <w:pPr>
+        <w:keepNext/>
+        <w:keepLines/>
+        <w:tabs>
+          <w:tab w:val="right" w:pos="9360"/>
+        </w:tabs>
+        <w:spacing w:before="392" w:after="56" w:line="400" w:lineRule="exact"/>
+        <w:ind w:left="0" w:firstLine="0"/>
+      </w:pPr>
+      <w:r>
+        <w:rPr>
+          <w:b/>
+          <w:bCs/>
+        </w:rPr>
+        <w:t xml:space="preserve">Rules</w:t>
+      </w:r>
+    </w:p>
+    <w:p>
+      <w:pPr>
+        <w:keepLines/>
         <w:tabs>
           <w:tab w:val="right" w:leader="dot" w:pos="9360"/>
         </w:tabs>
-        <w:spacing w:before="0" w:after="0" w:line="629" w:lineRule="exact"/>
-        <w:ind w:left="1440" w:hanging="720"/>
-      </w:pPr>
-      <w:r>
-        <w:t xml:space="preserve">V.</w:t>
-      </w:r>
-      <w:r>
-        <w:tab/>
-      </w:r>
-      <w:r>
-        <w:t xml:space="preserve">NORTHFIELD’S INTERESTS ARE NOT ADEQUATELY REPRESENTED BY THE EXISTING PARTIES </w:t>
-      </w:r>
-      <w:r>
-        <w:tab/>
-      </w:r>
-      <w:r>
-        <w:t xml:space="preserve">9</w:t>
-      </w:r>
-    </w:p>
-    <w:p>
-      <w:pPr>
-        <w:tabs>
-          <w:tab w:val="right" w:leader="dot" w:pos="9360"/>
-        </w:tabs>
-        <w:spacing w:before="120" w:after="0" w:line="629" w:lineRule="exact"/>
-        <w:ind w:left="0"/>
-      </w:pPr>
-      <w:r>
-        <w:t xml:space="preserve">CONCLUSION </w:t>
-      </w:r>
-      <w:r>
-        <w:tab/>
-      </w:r>
-      <w:r>
-        <w:t xml:space="preserve">10</w:t>
-      </w:r>
-    </w:p>
-    <w:p>
-      <w:pPr>
-        <w:tabs>
-          <w:tab w:val="right" w:leader="dot" w:pos="9360"/>
-        </w:tabs>
-        <w:spacing w:before="120" w:after="0" w:line="629" w:lineRule="exact"/>
-        <w:ind w:left="0"/>
-      </w:pPr>
-      <w:r>
-        <w:t xml:space="preserve">CERTIFICATE OF COMPLIANCE </w:t>
-      </w:r>
-      <w:r>
-        <w:tab/>
-      </w:r>
-      <w:r>
-        <w:t xml:space="preserve">11</w:t>
-      </w:r>
-    </w:p>
-    <w:p>
-      <w:pPr>
-        <w:tabs>
-          <w:tab w:val="right" w:leader="dot" w:pos="9360"/>
-        </w:tabs>
-        <w:spacing w:before="120" w:after="0" w:line="629" w:lineRule="exact"/>
-        <w:ind w:left="0"/>
-      </w:pPr>
-      <w:r>
-        <w:t xml:space="preserve">CERTIFICATE OF SERVICE </w:t>
-      </w:r>
-      <w:r>
-        <w:tab/>
-      </w:r>
-      <w:r>
-        <w:t xml:space="preserve">12</w:t>
-      </w:r>
-    </w:p>
-    <w:p>
-      <w:pPr>
-        <w:keepNext/>
-        <w:keepLines/>
-        <w:pageBreakBefore/>
-        <w:spacing w:before="0" w:after="240" w:line="399" w:lineRule="exact"/>
-        <w:jc w:val="center"/>
-      </w:pPr>
-      <w:r>
-        <w:rPr>
-          <w:b/>
-          <w:bCs/>
-        </w:rPr>
-        <w:t xml:space="preserve">Table of Authorities</w:t>
-      </w:r>
-    </w:p>
-    <w:p>
-      <w:pPr>
-        <w:tabs>
-          <w:tab w:val="right" w:pos="9360"/>
-        </w:tabs>
-        <w:keepNext/>
-        <w:keepLines/>
-        <w:spacing w:before="240" w:after="100" w:line="399" w:lineRule="exact"/>
-      </w:pPr>
-      <w:r>
-        <w:rPr>
-          <w:b/>
-          <w:bCs/>
-        </w:rPr>
-        <w:t xml:space="preserve">Cases</w:t>
-      </w:r>
-      <w:r>
-        <w:tab/>
-      </w:r>
-      <w:r>
-        <w:rPr>
-          <w:b/>
-          <w:bCs/>
-          <w:u w:val="single"/>
-        </w:rPr>
-        <w:t xml:space="preserve">Page(s)</w:t>
-      </w:r>
-    </w:p>
-    <w:p>
-      <w:pPr>
-        <w:tabs>
-          <w:tab w:val="right" w:leader="dot" w:pos="9360"/>
-        </w:tabs>
-        <w:keepNext/>
-        <w:keepLines/>
-        <w:spacing w:before="140" w:after="0" w:line="629" w:lineRule="exact"/>
-        <w:ind w:left="504" w:hanging="504"/>
-      </w:pPr>
-      <w:r>
-        <w:rPr>
-          <w:i/>
-          <w:iCs/>
-        </w:rPr>
-        <w:t xml:space="preserve">Pottayil</w:t>
-      </w:r>
-      <w:r>
-        <w:rPr>
-          <w:i/>
-          <w:iCs/>
-        </w:rPr>
-        <w:t xml:space="preserve"> </w:t>
-      </w:r>
-      <w:r>
-        <w:rPr>
-          <w:i/>
-          <w:iCs/>
-        </w:rPr>
-        <w:t xml:space="preserve">v.</w:t>
-      </w:r>
-      <w:r>
-        <w:rPr>
-          <w:i/>
-          <w:iCs/>
-        </w:rPr>
-        <w:t xml:space="preserve"> </w:t>
-      </w:r>
-      <w:r>
-        <w:rPr>
-          <w:i/>
-          <w:iCs/>
-        </w:rPr>
-        <w:t xml:space="preserve">Thyssenkrupp</w:t>
-      </w:r>
-      <w:r>
-        <w:rPr>
-          <w:i/>
-          <w:iCs/>
-        </w:rPr>
-        <w:t xml:space="preserve"> </w:t>
-      </w:r>
-      <w:r>
-        <w:rPr>
-          <w:i/>
-          <w:iCs/>
-        </w:rPr>
-        <w:t xml:space="preserve">Elevator</w:t>
-      </w:r>
-      <w:r>
-        <w:rPr>
-          <w:i/>
-          <w:iCs/>
-        </w:rPr>
-        <w:t xml:space="preserve"> </w:t>
-      </w:r>
-      <w:r>
-        <w:rPr>
-          <w:i/>
-          <w:iCs/>
-        </w:rPr>
-        <w:t xml:space="preserve">Corp.</w:t>
-      </w:r>
-      <w:r>
-        <w:t xml:space="preserve">,</w:t>
-      </w:r>
-      <w:r>
-        <w:br/>
-      </w:r>
-      <w:r>
-        <w:t xml:space="preserve">574</w:t>
-      </w:r>
-      <w:r>
-        <w:t xml:space="preserve"> </w:t>
-      </w:r>
-      <w:r>
-        <w:t xml:space="preserve">F.</w:t>
-      </w:r>
-      <w:r>
-        <w:t xml:space="preserve"> </w:t>
-      </w:r>
-      <w:r>
-        <w:t xml:space="preserve">Supp.</w:t>
-      </w:r>
-      <w:r>
-        <w:t xml:space="preserve"> </w:t>
-      </w:r>
-      <w:r>
-        <w:t xml:space="preserve">3d</w:t>
-      </w:r>
-      <w:r>
-        <w:t xml:space="preserve"> </w:t>
-      </w:r>
-      <w:r>
-        <w:t xml:space="preserve">1282</w:t>
-      </w:r>
-      <w:r>
-        <w:t xml:space="preserve"> </w:t>
-      </w:r>
-      <w:r>
-        <w:t xml:space="preserve">(N.D.</w:t>
-      </w:r>
-      <w:r>
-        <w:t xml:space="preserve"> </w:t>
-      </w:r>
-      <w:r>
-        <w:t xml:space="preserve">Ga.</w:t>
-      </w:r>
-      <w:r>
-        <w:t xml:space="preserve"> </w:t>
-      </w:r>
-      <w:r>
-        <w:t xml:space="preserve">2021)</w:t>
-      </w:r>
-      <w:r>
-        <w:t xml:space="preserve"> </w:t>
-      </w:r>
-      <w:r>
-        <w:tab/>
-      </w:r>
-      <w:r>
-        <w:t xml:space="preserve">3</w:t>
-      </w:r>
-    </w:p>
-    <w:p>
-      <w:pPr>
-        <w:tabs>
-          <w:tab w:val="right" w:leader="dot" w:pos="9360"/>
-        </w:tabs>
-        <w:keepNext/>
-        <w:keepLines/>
-        <w:spacing w:before="140" w:after="0" w:line="629" w:lineRule="exact"/>
-        <w:ind w:left="504" w:hanging="504"/>
-      </w:pPr>
-      <w:r>
-        <w:rPr>
-          <w:i/>
-          <w:iCs/>
-        </w:rPr>
-        <w:t xml:space="preserve">QBE</w:t>
-      </w:r>
-      <w:r>
-        <w:rPr>
-          <w:i/>
-          <w:iCs/>
-        </w:rPr>
-        <w:t xml:space="preserve"> </w:t>
-      </w:r>
-      <w:r>
-        <w:rPr>
-          <w:i/>
-          <w:iCs/>
-        </w:rPr>
-        <w:t xml:space="preserve">Specialty</w:t>
-      </w:r>
-      <w:r>
-        <w:rPr>
-          <w:i/>
-          <w:iCs/>
-        </w:rPr>
-        <w:t xml:space="preserve"> </w:t>
-      </w:r>
-      <w:r>
-        <w:rPr>
-          <w:i/>
-          <w:iCs/>
-        </w:rPr>
-        <w:t xml:space="preserve">Insurance</w:t>
-      </w:r>
-      <w:r>
-        <w:rPr>
-          <w:i/>
-          <w:iCs/>
-        </w:rPr>
-        <w:t xml:space="preserve"> </w:t>
-      </w:r>
-      <w:r>
-        <w:rPr>
-          <w:i/>
-          <w:iCs/>
-        </w:rPr>
-        <w:t xml:space="preserve">Company</w:t>
-      </w:r>
-      <w:r>
-        <w:rPr>
-          <w:i/>
-          <w:iCs/>
-        </w:rPr>
-        <w:t xml:space="preserve"> </w:t>
-      </w:r>
-      <w:r>
-        <w:rPr>
-          <w:i/>
-          <w:iCs/>
-        </w:rPr>
-        <w:t xml:space="preserve">v.</w:t>
-      </w:r>
-      <w:r>
-        <w:rPr>
-          <w:i/>
-          <w:iCs/>
-        </w:rPr>
-        <w:t xml:space="preserve"> </w:t>
-      </w:r>
-      <w:r>
-        <w:rPr>
-          <w:i/>
-          <w:iCs/>
-        </w:rPr>
-        <w:t xml:space="preserve">Scrap,</w:t>
-      </w:r>
-      <w:r>
-        <w:rPr>
-          <w:i/>
-          <w:iCs/>
-        </w:rPr>
-        <w:t xml:space="preserve"> </w:t>
-      </w:r>
-      <w:r>
-        <w:rPr>
-          <w:i/>
-          <w:iCs/>
-        </w:rPr>
-        <w:t xml:space="preserve">Inc.</w:t>
-      </w:r>
-      <w:r>
-        <w:t xml:space="preserve">,</w:t>
-      </w:r>
-      <w:r>
-        <w:br/>
-      </w:r>
-      <w:r>
-        <w:t xml:space="preserve">806</w:t>
-      </w:r>
-      <w:r>
-        <w:t xml:space="preserve"> </w:t>
-      </w:r>
-      <w:r>
-        <w:t xml:space="preserve">F.</w:t>
-      </w:r>
-      <w:r>
-        <w:t xml:space="preserve"> </w:t>
-      </w:r>
-      <w:r>
-        <w:t xml:space="preserve">App’x</w:t>
-      </w:r>
-      <w:r>
-        <w:t xml:space="preserve"> </w:t>
-      </w:r>
-      <w:r>
-        <w:t xml:space="preserve">692</w:t>
-      </w:r>
-      <w:r>
-        <w:t xml:space="preserve"> </w:t>
-      </w:r>
-      <w:r>
-        <w:t xml:space="preserve">(11th</w:t>
-      </w:r>
-      <w:r>
-        <w:t xml:space="preserve"> </w:t>
-      </w:r>
-      <w:r>
-        <w:t xml:space="preserve">Cir.</w:t>
-      </w:r>
-      <w:r>
-        <w:t xml:space="preserve"> </w:t>
-      </w:r>
-      <w:r>
-        <w:t xml:space="preserve">2020)</w:t>
-      </w:r>
-      <w:r>
-        <w:t xml:space="preserve"> </w:t>
-      </w:r>
-      <w:r>
-        <w:tab/>
-      </w:r>
-      <w:r>
-        <w:t xml:space="preserve">*7, *8</w:t>
-      </w:r>
-    </w:p>
-    <w:p>
-      <w:pPr>
-        <w:tabs>
-          <w:tab w:val="right" w:leader="dot" w:pos="9360"/>
-        </w:tabs>
-        <w:keepNext/>
-        <w:keepLines/>
-        <w:spacing w:before="140" w:after="0" w:line="629" w:lineRule="exact"/>
-        <w:ind w:left="504" w:hanging="504"/>
-      </w:pPr>
-      <w:r>
-        <w:rPr>
-          <w:i/>
-          <w:iCs/>
-        </w:rPr>
-        <w:t xml:space="preserve">Ross</w:t>
-      </w:r>
-      <w:r>
-        <w:rPr>
-          <w:i/>
-          <w:iCs/>
-        </w:rPr>
-        <w:t xml:space="preserve"> </w:t>
-      </w:r>
-      <w:r>
-        <w:rPr>
-          <w:i/>
-          <w:iCs/>
-        </w:rPr>
-        <w:t xml:space="preserve">v.</w:t>
-      </w:r>
-      <w:r>
-        <w:rPr>
-          <w:i/>
-          <w:iCs/>
-        </w:rPr>
-        <w:t xml:space="preserve"> </w:t>
-      </w:r>
-      <w:r>
-        <w:rPr>
-          <w:i/>
-          <w:iCs/>
-        </w:rPr>
-        <w:t xml:space="preserve">Marshall</w:t>
-      </w:r>
-      <w:r>
-        <w:t xml:space="preserve">,</w:t>
-      </w:r>
-      <w:r>
-        <w:br/>
-      </w:r>
-      <w:r>
-        <w:t xml:space="preserve">456</w:t>
-      </w:r>
-      <w:r>
-        <w:t xml:space="preserve"> </w:t>
-      </w:r>
-      <w:r>
-        <w:t xml:space="preserve">F.3d</w:t>
-      </w:r>
-      <w:r>
-        <w:t xml:space="preserve"> </w:t>
-      </w:r>
-      <w:r>
-        <w:t xml:space="preserve">442</w:t>
-      </w:r>
-      <w:r>
-        <w:t xml:space="preserve"> </w:t>
-      </w:r>
-      <w:r>
-        <w:t xml:space="preserve">(11th</w:t>
-      </w:r>
-      <w:r>
-        <w:t xml:space="preserve"> </w:t>
-      </w:r>
-      <w:r>
-        <w:t xml:space="preserve">Cir.</w:t>
-      </w:r>
-      <w:r>
-        <w:t xml:space="preserve"> </w:t>
-      </w:r>
-      <w:r>
-        <w:t xml:space="preserve">2006)</w:t>
-      </w:r>
-      <w:r>
-        <w:t xml:space="preserve"> </w:t>
-      </w:r>
-      <w:r>
-        <w:tab/>
-      </w:r>
-      <w:r>
-        <w:t xml:space="preserve">*6, *7</w:t>
-      </w:r>
-    </w:p>
-    <w:p>
-      <w:pPr>
-        <w:tabs>
-          <w:tab w:val="right" w:leader="dot" w:pos="9360"/>
-        </w:tabs>
-        <w:keepNext/>
-        <w:keepLines/>
-        <w:spacing w:before="140" w:after="0" w:line="629" w:lineRule="exact"/>
-        <w:ind w:left="504" w:hanging="504"/>
-      </w:pPr>
-      <w:r>
-        <w:rPr>
-          <w:i/>
-          <w:iCs/>
-        </w:rPr>
-        <w:t xml:space="preserve">Smith</w:t>
-      </w:r>
-      <w:r>
-        <w:rPr>
-          <w:i/>
-          <w:iCs/>
-        </w:rPr>
-        <w:t xml:space="preserve"> </w:t>
-      </w:r>
-      <w:r>
-        <w:rPr>
-          <w:i/>
-          <w:iCs/>
-        </w:rPr>
-        <w:t xml:space="preserve">v.</w:t>
-      </w:r>
-      <w:r>
-        <w:rPr>
-          <w:i/>
-          <w:iCs/>
-        </w:rPr>
-        <w:t xml:space="preserve"> </w:t>
-      </w:r>
-      <w:r>
-        <w:rPr>
-          <w:i/>
-          <w:iCs/>
-        </w:rPr>
-        <w:t xml:space="preserve">Owens</w:t>
-      </w:r>
-      <w:r>
-        <w:t xml:space="preserve">,</w:t>
-      </w:r>
-      <w:r>
-        <w:br/>
-      </w:r>
-      <w:r>
-        <w:t xml:space="preserve">848</w:t>
-      </w:r>
-      <w:r>
-        <w:t xml:space="preserve"> </w:t>
-      </w:r>
-      <w:r>
-        <w:t xml:space="preserve">F.3d</w:t>
-      </w:r>
-      <w:r>
-        <w:t xml:space="preserve"> </w:t>
-      </w:r>
-      <w:r>
-        <w:t xml:space="preserve">975</w:t>
-      </w:r>
-      <w:r>
-        <w:t xml:space="preserve"> </w:t>
-      </w:r>
-      <w:r>
-        <w:t xml:space="preserve">(11th</w:t>
-      </w:r>
-      <w:r>
-        <w:t xml:space="preserve"> </w:t>
-      </w:r>
-      <w:r>
-        <w:t xml:space="preserve">Cir.</w:t>
-      </w:r>
-      <w:r>
-        <w:t xml:space="preserve"> </w:t>
-      </w:r>
-      <w:r>
-        <w:t xml:space="preserve">2017)</w:t>
-      </w:r>
-      <w:r>
-        <w:t xml:space="preserve"> </w:t>
-      </w:r>
-      <w:r>
-        <w:tab/>
-      </w:r>
-      <w:r>
-        <w:t xml:space="preserve">2</w:t>
-      </w:r>
-    </w:p>
-    <w:p>
-      <w:pPr>
-        <w:tabs>
-          <w:tab w:val="right" w:leader="dot" w:pos="9360"/>
-        </w:tabs>
-        <w:keepNext/>
-        <w:keepLines/>
-        <w:spacing w:before="140" w:after="0" w:line="629" w:lineRule="exact"/>
-        <w:ind w:left="504" w:hanging="504"/>
-      </w:pPr>
-      <w:r>
-        <w:rPr>
-          <w:i/>
-          <w:iCs/>
-        </w:rPr>
-        <w:t xml:space="preserve">Trbovich</w:t>
-      </w:r>
-      <w:r>
-        <w:rPr>
-          <w:i/>
-          <w:iCs/>
-        </w:rPr>
-        <w:t xml:space="preserve"> </w:t>
-      </w:r>
-      <w:r>
-        <w:rPr>
-          <w:i/>
-          <w:iCs/>
-        </w:rPr>
-        <w:t xml:space="preserve">v.</w:t>
-      </w:r>
-      <w:r>
-        <w:rPr>
-          <w:i/>
-          <w:iCs/>
-        </w:rPr>
-        <w:t xml:space="preserve"> </w:t>
-      </w:r>
-      <w:r>
-        <w:rPr>
-          <w:i/>
-          <w:iCs/>
-        </w:rPr>
-        <w:t xml:space="preserve">United</w:t>
-      </w:r>
-      <w:r>
-        <w:rPr>
-          <w:i/>
-          <w:iCs/>
-        </w:rPr>
-        <w:t xml:space="preserve"> </w:t>
-      </w:r>
-      <w:r>
-        <w:rPr>
-          <w:i/>
-          <w:iCs/>
-        </w:rPr>
-        <w:t xml:space="preserve">Mine</w:t>
-      </w:r>
-      <w:r>
-        <w:rPr>
-          <w:i/>
-          <w:iCs/>
-        </w:rPr>
-        <w:t xml:space="preserve"> </w:t>
-      </w:r>
-      <w:r>
-        <w:rPr>
-          <w:i/>
-          <w:iCs/>
-        </w:rPr>
-        <w:t xml:space="preserve">Workers</w:t>
-      </w:r>
-      <w:r>
-        <w:rPr>
-          <w:i/>
-          <w:iCs/>
-        </w:rPr>
-        <w:t xml:space="preserve"> </w:t>
-      </w:r>
-      <w:r>
-        <w:rPr>
-          <w:i/>
-          <w:iCs/>
-        </w:rPr>
-        <w:t xml:space="preserve">of</w:t>
-      </w:r>
-      <w:r>
-        <w:rPr>
-          <w:i/>
-          <w:iCs/>
-        </w:rPr>
-        <w:t xml:space="preserve"> </w:t>
-      </w:r>
-      <w:r>
-        <w:rPr>
-          <w:i/>
-          <w:iCs/>
-        </w:rPr>
-        <w:t xml:space="preserve">Am.</w:t>
-      </w:r>
-      <w:r>
-        <w:t xml:space="preserve">,</w:t>
-      </w:r>
-      <w:r>
-        <w:br/>
-      </w:r>
-      <w:r>
-        <w:t xml:space="preserve">404</w:t>
-      </w:r>
-      <w:r>
-        <w:t xml:space="preserve"> </w:t>
-      </w:r>
-      <w:r>
-        <w:t xml:space="preserve">U.S.</w:t>
-      </w:r>
-      <w:r>
-        <w:t xml:space="preserve"> </w:t>
-      </w:r>
-      <w:r>
-        <w:t xml:space="preserve">528</w:t>
-      </w:r>
-      <w:r>
-        <w:t xml:space="preserve"> </w:t>
-      </w:r>
-      <w:r>
-        <w:t xml:space="preserve">(1972)</w:t>
-      </w:r>
-      <w:r>
-        <w:t xml:space="preserve"> </w:t>
-      </w:r>
-      <w:r>
-        <w:tab/>
-      </w:r>
-      <w:r>
-        <w:t xml:space="preserve">*9</w:t>
-      </w:r>
-    </w:p>
-    <w:p>
-      <w:pPr>
-        <w:tabs>
-          <w:tab w:val="right" w:leader="dot" w:pos="9360"/>
-        </w:tabs>
-        <w:keepNext/>
-        <w:keepLines/>
-        <w:spacing w:before="140" w:after="0" w:line="629" w:lineRule="exact"/>
-        <w:ind w:left="504" w:hanging="504"/>
-      </w:pPr>
-      <w:r>
-        <w:rPr>
-          <w:i/>
-          <w:iCs/>
-        </w:rPr>
-        <w:t xml:space="preserve">United</w:t>
-      </w:r>
-      <w:r>
-        <w:rPr>
-          <w:i/>
-          <w:iCs/>
-        </w:rPr>
-        <w:t xml:space="preserve"> </w:t>
-      </w:r>
-      <w:r>
-        <w:rPr>
-          <w:i/>
-          <w:iCs/>
-        </w:rPr>
-        <w:t xml:space="preserve">States</w:t>
-      </w:r>
-      <w:r>
-        <w:rPr>
-          <w:i/>
-          <w:iCs/>
-        </w:rPr>
-        <w:t xml:space="preserve"> </w:t>
-      </w:r>
-      <w:r>
-        <w:rPr>
-          <w:i/>
-          <w:iCs/>
-        </w:rPr>
-        <w:t xml:space="preserve">v.</w:t>
-      </w:r>
-      <w:r>
-        <w:rPr>
-          <w:i/>
-          <w:iCs/>
-        </w:rPr>
-        <w:t xml:space="preserve"> </w:t>
-      </w:r>
-      <w:r>
-        <w:rPr>
-          <w:i/>
-          <w:iCs/>
-        </w:rPr>
-        <w:t xml:space="preserve">Campbell</w:t>
-      </w:r>
-      <w:r>
-        <w:t xml:space="preserve">,</w:t>
-      </w:r>
-      <w:r>
-        <w:br/>
-      </w:r>
-      <w:r>
-        <w:t xml:space="preserve">26</w:t>
-      </w:r>
-      <w:r>
-        <w:t xml:space="preserve"> </w:t>
-      </w:r>
-      <w:r>
-        <w:t xml:space="preserve">F.4th</w:t>
-      </w:r>
-      <w:r>
-        <w:t xml:space="preserve"> </w:t>
-      </w:r>
-      <w:r>
-        <w:t xml:space="preserve">860</w:t>
-      </w:r>
-      <w:r>
-        <w:t xml:space="preserve"> </w:t>
-      </w:r>
-      <w:r>
-        <w:t xml:space="preserve">(11th</w:t>
-      </w:r>
-      <w:r>
-        <w:t xml:space="preserve"> </w:t>
-      </w:r>
-      <w:r>
-        <w:t xml:space="preserve">Cir.</w:t>
-      </w:r>
-      <w:r>
-        <w:t xml:space="preserve"> </w:t>
-      </w:r>
-      <w:r>
-        <w:t xml:space="preserve">2022)</w:t>
-      </w:r>
-      <w:r>
-        <w:t xml:space="preserve"> </w:t>
-      </w:r>
-      <w:r>
-        <w:tab/>
-      </w:r>
-      <w:r>
-        <w:t xml:space="preserve">5</w:t>
-      </w:r>
-    </w:p>
-    <w:p>
-      <w:pPr>
-        <w:tabs>
-          <w:tab w:val="right" w:pos="9360"/>
-        </w:tabs>
-        <w:keepNext/>
-        <w:keepLines/>
-        <w:spacing w:before="360" w:after="100" w:line="399" w:lineRule="exact"/>
-      </w:pPr>
-      <w:r>
-        <w:rPr>
-          <w:b/>
-          <w:bCs/>
-        </w:rPr>
-        <w:t xml:space="preserve">Rules</w:t>
-      </w:r>
-    </w:p>
-    <w:p>
-      <w:pPr>
-        <w:tabs>
-          <w:tab w:val="right" w:leader="dot" w:pos="9360"/>
-        </w:tabs>
-        <w:keepNext/>
-        <w:keepLines/>
-        <w:spacing w:before="140" w:after="0" w:line="629" w:lineRule="exact"/>
-        <w:ind w:left="504" w:hanging="504"/>
+        <w:spacing w:before="0" w:after="0" w:line="628" w:lineRule="exact"/>
+        <w:ind w:left="504" w:right="1120" w:hanging="504"/>
       </w:pPr>
       <w:r>
         <w:t xml:space="preserve">FED.</w:t>
@@ -1574,7 +1898,7 @@
         <w:t xml:space="preserve">50(e)</w:t>
       </w:r>
       <w:r>
-        <w:t xml:space="preserve"> </w:t>
+        <w:t xml:space="preserve">   </w:t>
       </w:r>
       <w:r>
         <w:tab/>
@@ -1589,7 +1913,7 @@
         <w:sectPr>
           <w:footerReference w:type="default" r:id="rIdFtrFront"/>
           <w:pgSz w:w="12240" w:h="15840"/>
-          <w:pgMar w:top="1440" w:right="1440" w:bottom="1440" w:left="1440" w:header="720" w:footer="432" w:gutter="0"/>
+          <w:pgMar w:top="1440" w:right="1440" w:bottom="1440" w:left="1440" w:header="720" w:footer="608" w:gutter="0"/>
           <w:pgNumType w:fmt="lowerRoman" w:start="1"/>
         </w:sectPr>
       </w:pPr>
@@ -1598,7 +1922,8 @@
       <w:pPr>
         <w:keepNext/>
         <w:keepLines/>
-        <w:spacing w:before="420" w:after="300" w:line="240" w:lineRule="auto"/>
+        <w:spacing w:before="0" w:after="308" w:line="400" w:lineRule="exact"/>
+        <w:ind w:left="0" w:firstLine="0"/>
         <w:jc w:val="center"/>
       </w:pPr>
       <w:r>
@@ -1606,7 +1931,63 @@
           <w:b/>
           <w:bCs/>
         </w:rPr>
-        <w:t xml:space="preserve">ARGUMENT AND CITATIONS OF AUTHORITY</w:t>
+        <w:t xml:space="preserve">ARGUMENT</w:t>
+      </w:r>
+      <w:r>
+        <w:rPr>
+          <w:b/>
+          <w:bCs/>
+        </w:rPr>
+        <w:t xml:space="preserve"> </w:t>
+      </w:r>
+      <w:r>
+        <w:rPr>
+          <w:b/>
+          <w:bCs/>
+        </w:rPr>
+        <w:t xml:space="preserve">AND</w:t>
+      </w:r>
+      <w:r>
+        <w:rPr>
+          <w:b/>
+          <w:bCs/>
+        </w:rPr>
+        <w:t xml:space="preserve"> </w:t>
+      </w:r>
+      <w:r>
+        <w:rPr>
+          <w:b/>
+          <w:bCs/>
+        </w:rPr>
+        <w:t xml:space="preserve">CITATIONS</w:t>
+      </w:r>
+      <w:r>
+        <w:rPr>
+          <w:b/>
+          <w:bCs/>
+        </w:rPr>
+        <w:t xml:space="preserve"> </w:t>
+      </w:r>
+      <w:r>
+        <w:rPr>
+          <w:b/>
+          <w:bCs/>
+        </w:rPr>
+        <w:t xml:space="preserve">OF</w:t>
+      </w:r>
+      <w:r>
+        <w:rPr>
+          <w:b/>
+          <w:bCs/>
+        </w:rPr>
+        <w:t xml:space="preserve"> </w:t>
+      </w:r>
+      <w:r>
+        <w:rPr>
+          <w:b/>
+          <w:bCs/>
+        </w:rPr>
+        <w:t xml:space="preserve">AUTHORITY</w:t>
       </w:r>
     </w:p>
     <w:p>
@@ -1614,7 +1995,7 @@
         <w:pStyle w:val="FirstParagraph"/>
       </w:pPr>
       <w:r>
-        <w:t xml:space="preserve">In its opening brief, Northfield Insurance Company (“Northfield”) showed that it timely sought to intervene in the underlying liability lawsuit for the sole and limited purpose of having a seat at the table to propose special interrogatories to be included in the verdict form. Northfield sought intervention for this exceedingly narrow purpose shortly after the district court had found that portions of the liability claims could fall within the coverage of the policy issued to Northbrook Industries, Inc. (“Northbrook”) such that Northfield owed a duty to defend. Further, the motion was filed in December 2024, far in advance of the trial of the case in July 2025, before the pretrial order had been filed let alone verdict forms discussed after the close of evidence. Despite this, the district court, sua sponte, determined that Northfield’s motion was untimely as calculated from the inception of this case in 2020 without considering the limited basis for which intervention was sought. The district court also disregarded Northfield’s direct interest in the outcome of this case for purposes of determining the extent of any indemnity obligation in the coverage case.</w:t>
+        <w:t xml:space="preserve">In its opening brief, Northfield Insurance Company (“Northfield”) showed that it timely sought to intervene in the underlying liability lawsuit for the sole and limited purpose of having a seat at the table to propose special interrogatories to be included in the verdict form. Northfield sought intervention for this exceedingly narrow purpose shortly after the district court had found that portions of the liability claims could fall within the coverage of the policy issued to Northbrook Industries, Inc. (“Northbrook”) such that Northfield owed a duty to defend. Further, the motion was filed in December 2024, far in advance of the trial of the case in July 2025, before the pretrial order had been filed let alone verdict forms discussed after the close of evidence. Despite this, the district court, sua sponte, determined that Northfield’s motion was untimely as calculated from the inception of this case in 2020 without considering the limited basis for which intervention was sought. The district court also disregarded Northfield’s direct interest in the outcome of this case for purposes of determining the extent of any indemnity obligation in the coverage case.</w:t>
       </w:r>
     </w:p>
     <w:p>
@@ -1629,7 +2010,10 @@
       <w:pPr>
         <w:keepNext/>
         <w:keepLines/>
-        <w:spacing w:before="240" w:after="180" w:line="240" w:lineRule="auto"/>
+        <w:tabs>
+          <w:tab w:val="left" w:pos="1440"/>
+        </w:tabs>
+        <w:spacing w:before="308" w:after="252" w:line="400" w:lineRule="exact"/>
         <w:ind w:left="1440" w:hanging="720"/>
       </w:pPr>
       <w:r>
@@ -1793,14 +2177,23 @@
         <w:pStyle w:val="BodyText"/>
       </w:pPr>
       <w:r>
-        <w:t xml:space="preserve">In sum, Northfield’s appeal is not moot given the possibility that a new trial could be ordered. Otherwise, litigants seeking to intervene to propose special interrogatories to the jury would never be able to obtain appellate review where (as here) the district court waited until the eve of trial to deny the motion to intervene that had been pending for seven months. Alternatively, to preserve Northfield’s appeal rights, the Court could stay this appeal pending the outcome of the post-judgment proceedings in the event a new trial is ordered. The Court could likewise stay this appeal pending the outcome of Northfield’s appeal in the Coverage Action (Case No. 24-1333-W) where a ruling in Northfield’s favor on the absence of coverage would render the issue in this appeal moot.</w:t>
+        <w:t xml:space="preserve">In sum, Northfield’s appeal is not moot given the possibility that a new trial could be ordered. Otherwise, litigants seeking to intervene to propose special interrogatories to the jury would never be able to obtain appellate review where (as here) the district court waited until the eve of trial to deny the motion to intervene that had been pending for seven months. Alternatively, to preserve Northfield’s appeal rights, the Court could stay this appeal pending the outcome of the post-judgment proceedings in the event a new trial is ordered. The Court could likewise stay this appeal pending the outcome of Northfield’s appeal in the Coverage Action (Case No. 24</w:t>
+      </w:r>
+      <w:r>
+        <w:noBreakHyphen/>
+      </w:r>
+      <w:r>
+        <w:t xml:space="preserve">1333-W) where a ruling in Northfield’s favor on the absence of coverage would render the issue in this appeal moot.</w:t>
       </w:r>
     </w:p>
     <w:p>
       <w:pPr>
         <w:keepNext/>
         <w:keepLines/>
-        <w:spacing w:before="240" w:after="180" w:line="240" w:lineRule="auto"/>
+        <w:tabs>
+          <w:tab w:val="left" w:pos="1440"/>
+        </w:tabs>
+        <w:spacing w:before="308" w:after="252" w:line="400" w:lineRule="exact"/>
         <w:ind w:left="1440" w:hanging="720"/>
       </w:pPr>
       <w:r>
@@ -1971,14 +2364,17 @@
         <w:pStyle w:val="BodyText"/>
       </w:pPr>
       <w:r>
-        <w:t xml:space="preserve">The district court also ruled, and J.G. echoes in her response brief, that J.G. would be prejudiced by the jury answering special interrogatories because discovery had closed in the liability case. (Doc. 184, p. 8) (finding J.G. would be prejudiced by having to “make her case on the insurance questions.”) While this reasoning might apply if Northfield had sought to intervene as a party it has no application to the circumstances presented where, again, the request was simply to have a seat at the table to propose special interrogatories for the Court to consider including in the verdict form as opposed to full participation in the trial proceedings. Moreover, J.G. is a party in the coverage case, and as such keenly aware of the applicable limitations and exclusions of the policy as well as the district court’s finding that her claims were potentially and only partially covered. Therefore, it was arguably in J.G.’s interests that special interrogatories be presented to the jury to allocated between covered and uncovered damages. Otherwise, an unallocated verdict leaves all the parties, not just Northfield, without clarity to allocate damages to potentially covered claims.</w:t>
+        <w:t xml:space="preserve">The district court also ruled, and J.G. echoes in her response brief, that J.G. would be prejudiced by the jury answering special interrogatories because discovery had closed in the liability case. (Doc. 184, p. 8) (finding J.G. would be prejudiced by having to “make her case on the insurance questions.”) While this reasoning might apply if Northfield had sought to intervene as a party it has no application to the circumstances presented where, again, the request was simply to have a seat at the table to propose special interrogatories for the Court to consider including in the verdict form as opposed to full participation in the trial proceedings. Moreover, J.G. is a party in the coverage case, and as such keenly aware of the applicable limitations and exclusions of the policy as well as the district court’s finding that her claims were potentially and only partially covered. Therefore, it was arguably in J.G.’s interests that special interrogatories be presented to the jury to allocated between covered and uncovered damages. Otherwise, an unallocated verdict leaves all the parties, not just Northfield, without clarity to allocate damages to potentially covered claims.</w:t>
       </w:r>
     </w:p>
     <w:p>
       <w:pPr>
         <w:keepNext/>
         <w:keepLines/>
-        <w:spacing w:before="240" w:after="180" w:line="240" w:lineRule="auto"/>
+        <w:tabs>
+          <w:tab w:val="left" w:pos="1440"/>
+        </w:tabs>
+        <w:spacing w:before="308" w:after="252" w:line="400" w:lineRule="exact"/>
         <w:ind w:left="1440" w:hanging="720"/>
       </w:pPr>
       <w:r>
@@ -2135,7 +2531,13 @@
         <w:t xml:space="preserve"> </w:t>
       </w:r>
       <w:r>
-        <w:t xml:space="preserve">at 443-44. In response, the insurer acknowledged that the negligence claim was covered, which still left a potential for other claims not to be covered. Whereas the “full reservation of rights” created an interest that was only contingent on the outcome of the liability lawsuit, the finding that the insurer owed coverage for at least one of the liability claims created “a direct interest in the liability lawsuit” sufficient to intervene as a matter of right.</w:t>
+        <w:t xml:space="preserve">at 443</w:t>
+      </w:r>
+      <w:r>
+        <w:noBreakHyphen/>
+      </w:r>
+      <w:r>
+        <w:t xml:space="preserve">44. In response, the insurer acknowledged that the negligence claim was covered, which still left a potential for other claims not to be covered. Whereas the “full reservation of rights” created an interest that was only contingent on the outcome of the liability lawsuit, the finding that the insurer owed coverage for at least one of the liability claims created “a direct interest in the liability lawsuit” sufficient to intervene as a matter of right.</w:t>
       </w:r>
       <w:r>
         <w:t xml:space="preserve"> </w:t>
@@ -2166,7 +2568,10 @@
       <w:pPr>
         <w:keepNext/>
         <w:keepLines/>
-        <w:spacing w:before="240" w:after="180" w:line="240" w:lineRule="auto"/>
+        <w:tabs>
+          <w:tab w:val="left" w:pos="1440"/>
+        </w:tabs>
+        <w:spacing w:before="308" w:after="252" w:line="400" w:lineRule="exact"/>
         <w:ind w:left="1440" w:hanging="720"/>
       </w:pPr>
       <w:r>
@@ -2404,7 +2809,10 @@
       <w:pPr>
         <w:keepNext/>
         <w:keepLines/>
-        <w:spacing w:before="240" w:after="180" w:line="240" w:lineRule="auto"/>
+        <w:tabs>
+          <w:tab w:val="left" w:pos="1440"/>
+        </w:tabs>
+        <w:spacing w:before="308" w:after="252" w:line="400" w:lineRule="exact"/>
         <w:ind w:left="1440" w:hanging="720"/>
       </w:pPr>
       <w:r>
@@ -2580,7 +2988,8 @@
       <w:pPr>
         <w:keepNext/>
         <w:keepLines/>
-        <w:spacing w:before="420" w:after="300" w:line="240" w:lineRule="auto"/>
+        <w:spacing w:before="420" w:after="308" w:line="400" w:lineRule="exact"/>
+        <w:ind w:left="0" w:firstLine="0"/>
         <w:jc w:val="center"/>
       </w:pPr>
       <w:r>
@@ -2595,7 +3004,7 @@
       <w:pPr>
         <w:keepNext/>
         <w:keepLines/>
-        <w:spacing w:before="0" w:after="0" w:line="629" w:lineRule="exact"/>
+        <w:spacing w:before="0" w:after="0" w:line="628" w:lineRule="exact"/>
         <w:ind w:left="0" w:firstLine="720"/>
       </w:pPr>
       <w:r>
@@ -2804,8 +3213,8 @@
       <w:pPr>
         <w:keepNext/>
         <w:keepLines/>
-        <w:spacing w:before="240" w:after="0" w:line="399" w:lineRule="exact"/>
-        <w:ind w:left="4680"/>
+        <w:spacing w:before="392" w:after="0" w:line="400" w:lineRule="exact"/>
+        <w:ind w:left="4680" w:firstLine="0"/>
       </w:pPr>
       <w:r>
         <w:t xml:space="preserve">/s/ Philip W. Savrin</w:t>
@@ -2815,8 +3224,8 @@
       <w:pPr>
         <w:keepNext/>
         <w:keepLines/>
-        <w:spacing w:before="0" w:after="0" w:line="399" w:lineRule="exact"/>
-        <w:ind w:left="4680"/>
+        <w:spacing w:before="0" w:after="0" w:line="400" w:lineRule="exact"/>
+        <w:ind w:left="4680" w:firstLine="0"/>
       </w:pPr>
       <w:r>
         <w:t xml:space="preserve">Philip W. Savrin</w:t>
@@ -2826,8 +3235,8 @@
       <w:pPr>
         <w:keepNext/>
         <w:keepLines/>
-        <w:spacing w:before="0" w:after="0" w:line="399" w:lineRule="exact"/>
-        <w:ind w:left="4680"/>
+        <w:spacing w:before="0" w:after="0" w:line="400" w:lineRule="exact"/>
+        <w:ind w:left="4680" w:firstLine="0"/>
       </w:pPr>
       <w:r>
         <w:t xml:space="preserve">Georgia</w:t>
@@ -2842,15 +3251,21 @@
         <w:t xml:space="preserve"> </w:t>
       </w:r>
       <w:r>
-        <w:t xml:space="preserve">No. 627836</w:t>
+        <w:t xml:space="preserve">No.</w:t>
+      </w:r>
+      <w:r>
+        <w:t xml:space="preserve"> </w:t>
+      </w:r>
+      <w:r>
+        <w:t xml:space="preserve">627836</w:t>
       </w:r>
     </w:p>
     <w:p>
       <w:pPr>
         <w:keepNext/>
         <w:keepLines/>
-        <w:spacing w:before="0" w:after="0" w:line="399" w:lineRule="exact"/>
-        <w:ind w:left="4680"/>
+        <w:spacing w:before="0" w:after="0" w:line="400" w:lineRule="exact"/>
+        <w:ind w:left="4680" w:firstLine="0"/>
       </w:pPr>
       <w:r>
         <w:t xml:space="preserve">psavrin@fmglaw.com</w:t>
@@ -2860,8 +3275,8 @@
       <w:pPr>
         <w:keepNext/>
         <w:keepLines/>
-        <w:spacing w:before="0" w:after="0" w:line="399" w:lineRule="exact"/>
-        <w:ind w:left="4680"/>
+        <w:spacing w:before="0" w:after="0" w:line="400" w:lineRule="exact"/>
+        <w:ind w:left="4680" w:firstLine="0"/>
       </w:pPr>
       <w:r>
         <w:t xml:space="preserve">Attorney</w:t>
@@ -2883,8 +3298,8 @@
       <w:pPr>
         <w:keepNext/>
         <w:keepLines/>
-        <w:spacing w:before="0" w:after="0" w:line="399" w:lineRule="exact"/>
-        <w:ind w:left="4680"/>
+        <w:spacing w:before="0" w:after="0" w:line="400" w:lineRule="exact"/>
+        <w:ind w:left="4680" w:firstLine="0"/>
       </w:pPr>
       <w:r>
         <w:t xml:space="preserve">Northfield</w:t>
@@ -2906,86 +3321,78 @@
       <w:pPr>
         <w:keepNext/>
         <w:keepLines/>
-        <w:spacing w:before="240" w:after="0" w:line="399" w:lineRule="exact"/>
-        <w:ind w:left="4680"/>
-      </w:pPr>
+        <w:spacing w:before="336" w:after="0" w:line="400" w:lineRule="exact"/>
+        <w:ind w:left="0" w:firstLine="0"/>
+      </w:pPr>
+      <w:r>
+        <w:t xml:space="preserve">FREEMAN</w:t>
+      </w:r>
+      <w:r>
+        <w:t xml:space="preserve"> </w:t>
+      </w:r>
+      <w:r>
+        <w:t xml:space="preserve">MATHIS</w:t>
+      </w:r>
+      <w:r>
+        <w:t xml:space="preserve"> </w:t>
+      </w:r>
+      <w:r>
+        <w:t xml:space="preserve">&amp;</w:t>
+      </w:r>
+      <w:r>
+        <w:t xml:space="preserve"> </w:t>
+      </w:r>
+      <w:r>
+        <w:t xml:space="preserve">GARY,</w:t>
+      </w:r>
+      <w:r>
+        <w:t xml:space="preserve"> </w:t>
+      </w:r>
+      <w:r>
+        <w:t xml:space="preserve">LLP</w:t>
+      </w:r>
     </w:p>
     <w:p>
       <w:pPr>
         <w:keepNext/>
         <w:keepLines/>
-        <w:spacing w:before="0" w:after="0" w:line="399" w:lineRule="exact"/>
-        <w:ind w:left="4680"/>
-      </w:pPr>
-      <w:r>
-        <w:t xml:space="preserve">FREEMAN</w:t>
-      </w:r>
-      <w:r>
-        <w:t xml:space="preserve"> </w:t>
-      </w:r>
-      <w:r>
-        <w:t xml:space="preserve">MATHIS</w:t>
-      </w:r>
-      <w:r>
-        <w:t xml:space="preserve"> </w:t>
-      </w:r>
-      <w:r>
-        <w:t xml:space="preserve">&amp;</w:t>
-      </w:r>
-      <w:r>
-        <w:t xml:space="preserve"> </w:t>
-      </w:r>
-      <w:r>
-        <w:t xml:space="preserve">GARY,</w:t>
-      </w:r>
-      <w:r>
-        <w:t xml:space="preserve"> </w:t>
-      </w:r>
-      <w:r>
-        <w:t xml:space="preserve">LLP</w:t>
+        <w:spacing w:before="0" w:after="0" w:line="400" w:lineRule="exact"/>
+        <w:ind w:left="0" w:firstLine="0"/>
+      </w:pPr>
+      <w:r>
+        <w:t xml:space="preserve">100</w:t>
+      </w:r>
+      <w:r>
+        <w:t xml:space="preserve"> </w:t>
+      </w:r>
+      <w:r>
+        <w:t xml:space="preserve">Galleria</w:t>
+      </w:r>
+      <w:r>
+        <w:t xml:space="preserve"> </w:t>
+      </w:r>
+      <w:r>
+        <w:t xml:space="preserve">Parkway,</w:t>
+      </w:r>
+      <w:r>
+        <w:t xml:space="preserve"> </w:t>
+      </w:r>
+      <w:r>
+        <w:t xml:space="preserve">Suite</w:t>
+      </w:r>
+      <w:r>
+        <w:t xml:space="preserve"> </w:t>
+      </w:r>
+      <w:r>
+        <w:t xml:space="preserve">1600</w:t>
       </w:r>
     </w:p>
     <w:p>
       <w:pPr>
         <w:keepNext/>
         <w:keepLines/>
-        <w:spacing w:before="0" w:after="0" w:line="399" w:lineRule="exact"/>
-        <w:ind w:left="4680"/>
-      </w:pPr>
-      <w:r>
-        <w:t xml:space="preserve">100</w:t>
-      </w:r>
-      <w:r>
-        <w:t xml:space="preserve"> </w:t>
-      </w:r>
-      <w:r>
-        <w:t xml:space="preserve">Galleria</w:t>
-      </w:r>
-      <w:r>
-        <w:t xml:space="preserve"> </w:t>
-      </w:r>
-      <w:r>
-        <w:t xml:space="preserve">Parkway,</w:t>
-      </w:r>
-      <w:r>
-        <w:t xml:space="preserve"> </w:t>
-      </w:r>
-      <w:r>
-        <w:t xml:space="preserve">Suite</w:t>
-      </w:r>
-      <w:r>
-        <w:t xml:space="preserve"> </w:t>
-      </w:r>
-      <w:r>
-        <w:t xml:space="preserve">1600</w:t>
-      </w:r>
-    </w:p>
-    <w:p>
-      <w:pPr>
-        <w:keepNext/>
-        <w:keepLines/>
-        <w:spacing w:before="0" w:after="0" w:line="399" w:lineRule="exact"/>
-        <w:ind w:left="4680"/>
+        <w:spacing w:before="0" w:after="0" w:line="400" w:lineRule="exact"/>
+        <w:ind w:left="0" w:firstLine="0"/>
       </w:pPr>
       <w:r>
         <w:t xml:space="preserve">Atlanta,</w:t>
@@ -3000,15 +3407,16 @@
         <w:t xml:space="preserve"> </w:t>
       </w:r>
       <w:r>
-        <w:t xml:space="preserve">30339-5948</w:t>
-      </w:r>
-    </w:p>
-    <w:p>
-      <w:pPr>
-        <w:keepNext/>
-        <w:keepLines/>
-        <w:spacing w:before="0" w:after="0" w:line="399" w:lineRule="exact"/>
-        <w:ind w:left="4680"/>
+        <w:t xml:space="preserve">30339</w:t>
+        <w:noBreakHyphen/>
+        <w:t xml:space="preserve">5948</w:t>
+      </w:r>
+    </w:p>
+    <w:p>
+      <w:pPr>
+        <w:keepLines/>
+        <w:spacing w:before="0" w:after="0" w:line="400" w:lineRule="exact"/>
+        <w:ind w:left="0" w:firstLine="0"/>
       </w:pPr>
       <w:r>
         <w:t xml:space="preserve">(770)</w:t>
@@ -3017,7 +3425,9 @@
         <w:t xml:space="preserve"> </w:t>
       </w:r>
       <w:r>
-        <w:t xml:space="preserve">818-0000</w:t>
+        <w:t xml:space="preserve">818</w:t>
+        <w:noBreakHyphen/>
+        <w:t xml:space="preserve">0000</w:t>
       </w:r>
       <w:r>
         <w:t xml:space="preserve"> </w:t>
@@ -3032,7 +3442,7 @@
         <w:sectPr>
           <w:footerReference w:type="default" r:id="rIdFtrBody"/>
           <w:pgSz w:w="12240" w:h="15840"/>
-          <w:pgMar w:top="1440" w:right="1440" w:bottom="1440" w:left="1440" w:header="720" w:footer="432" w:gutter="0"/>
+          <w:pgMar w:top="1440" w:right="1440" w:bottom="1440" w:left="1440" w:header="720" w:footer="608" w:gutter="0"/>
           <w:pgNumType w:fmt="decimal" w:start="1"/>
         </w:sectPr>
       </w:pPr>
@@ -3042,7 +3452,8 @@
         <w:keepNext/>
         <w:keepLines/>
         <w:pageBreakBefore/>
-        <w:spacing w:before="0" w:after="240" w:line="399" w:lineRule="exact"/>
+        <w:spacing w:before="0" w:after="308" w:line="400" w:lineRule="exact"/>
+        <w:ind w:left="0" w:firstLine="0"/>
         <w:jc w:val="center"/>
       </w:pPr>
       <w:r>
@@ -3055,28 +3466,30 @@
     </w:p>
     <w:p>
       <w:pPr>
-        <w:spacing w:before="0" w:after="0" w:line="629" w:lineRule="exact"/>
-        <w:ind w:left="720"/>
-      </w:pPr>
-      <w:r>
-        <w:t xml:space="preserve">1. This document complies with the word limit of Fed. R. App. P. 32(a)(7)(B) because, excluding the parts of the document exempted by Fed. R. App. P. 32(f) and 11th Cir. R. 32-4, this document contains 2,132 words. This word count was computed from the source text of this document.</w:t>
-      </w:r>
-    </w:p>
-    <w:p>
-      <w:pPr>
-        <w:spacing w:before="0" w:after="0" w:line="629" w:lineRule="exact"/>
-        <w:ind w:left="720"/>
-      </w:pPr>
-      <w:r>
-        <w:t xml:space="preserve">2. This document complies with the typeface requirements of Fed. R. App. P. 32(a)(5) and the type-style requirements of Fed. R. App. P. 32(a)(6) because this document has been prepared in a proportionally spaced typeface, Times New Roman, in 14-point font.</w:t>
+        <w:spacing w:before="0" w:after="0" w:line="628" w:lineRule="exact"/>
+        <w:ind w:left="0" w:firstLine="720"/>
+      </w:pPr>
+      <w:r>
+        <w:t xml:space="preserve">1. This document complies with the word limit of Fed. R. App. P. 32(a)⁠(7)⁠(B) because, excluding the parts of the document exempted by Fed. R. App. P. 32(f) and 11th Cir. R. 32</w:t>
+        <w:noBreakHyphen/>
+        <w:t xml:space="preserve">4, this document contains 2,132 words. This word count was computed from the source text of this document.</w:t>
+      </w:r>
+    </w:p>
+    <w:p>
+      <w:pPr>
+        <w:spacing w:before="0" w:after="0" w:line="628" w:lineRule="exact"/>
+        <w:ind w:left="0" w:firstLine="720"/>
+      </w:pPr>
+      <w:r>
+        <w:t xml:space="preserve">2. This document complies with the typeface requirements of Fed. R. App. P. 32(a)⁠(5) and the type-style requirements of Fed. R. App. P. 32(a)⁠(6) because this document has been prepared in a proportionally spaced typeface, Times New Roman, in 14-point font.</w:t>
       </w:r>
     </w:p>
     <w:p>
       <w:pPr>
         <w:keepNext/>
         <w:keepLines/>
-        <w:spacing w:before="240" w:after="0" w:line="399" w:lineRule="exact"/>
-        <w:ind w:left="4680"/>
+        <w:spacing w:before="392" w:after="0" w:line="400" w:lineRule="exact"/>
+        <w:ind w:left="4680" w:firstLine="0"/>
       </w:pPr>
       <w:r>
         <w:t xml:space="preserve">/s/ Philip W. Savrin</w:t>
@@ -3086,8 +3499,8 @@
       <w:pPr>
         <w:keepNext/>
         <w:keepLines/>
-        <w:spacing w:before="0" w:after="0" w:line="399" w:lineRule="exact"/>
-        <w:ind w:left="4680"/>
+        <w:spacing w:before="0" w:after="0" w:line="400" w:lineRule="exact"/>
+        <w:ind w:left="4680" w:firstLine="0"/>
       </w:pPr>
       <w:r>
         <w:t xml:space="preserve">Philip W. Savrin</w:t>
@@ -3097,8 +3510,8 @@
       <w:pPr>
         <w:keepNext/>
         <w:keepLines/>
-        <w:spacing w:before="0" w:after="0" w:line="399" w:lineRule="exact"/>
-        <w:ind w:left="4680"/>
+        <w:spacing w:before="0" w:after="0" w:line="400" w:lineRule="exact"/>
+        <w:ind w:left="4680" w:firstLine="0"/>
       </w:pPr>
       <w:r>
         <w:t xml:space="preserve">Georgia</w:t>
@@ -3113,15 +3526,21 @@
         <w:t xml:space="preserve"> </w:t>
       </w:r>
       <w:r>
-        <w:t xml:space="preserve">No. 627836</w:t>
+        <w:t xml:space="preserve">No.</w:t>
+      </w:r>
+      <w:r>
+        <w:t xml:space="preserve"> </w:t>
+      </w:r>
+      <w:r>
+        <w:t xml:space="preserve">627836</w:t>
       </w:r>
     </w:p>
     <w:p>
       <w:pPr>
         <w:keepNext/>
         <w:keepLines/>
-        <w:spacing w:before="0" w:after="0" w:line="399" w:lineRule="exact"/>
-        <w:ind w:left="4680"/>
+        <w:spacing w:before="0" w:after="0" w:line="400" w:lineRule="exact"/>
+        <w:ind w:left="4680" w:firstLine="0"/>
       </w:pPr>
       <w:r>
         <w:t xml:space="preserve">psavrin@fmglaw.com</w:t>
@@ -3131,8 +3550,8 @@
       <w:pPr>
         <w:keepNext/>
         <w:keepLines/>
-        <w:spacing w:before="0" w:after="0" w:line="399" w:lineRule="exact"/>
-        <w:ind w:left="4680"/>
+        <w:spacing w:before="0" w:after="0" w:line="400" w:lineRule="exact"/>
+        <w:ind w:left="4680" w:firstLine="0"/>
       </w:pPr>
       <w:r>
         <w:t xml:space="preserve">Attorney</w:t>
@@ -3154,8 +3573,8 @@
       <w:pPr>
         <w:keepNext/>
         <w:keepLines/>
-        <w:spacing w:before="0" w:after="0" w:line="399" w:lineRule="exact"/>
-        <w:ind w:left="4680"/>
+        <w:spacing w:before="0" w:after="0" w:line="400" w:lineRule="exact"/>
+        <w:ind w:left="4680" w:firstLine="0"/>
       </w:pPr>
       <w:r>
         <w:t xml:space="preserve">Northfield</w:t>
@@ -3177,16 +3596,270 @@
       <w:pPr>
         <w:keepNext/>
         <w:keepLines/>
-        <w:spacing w:before="240" w:after="0" w:line="399" w:lineRule="exact"/>
-        <w:ind w:left="4680"/>
-      </w:pPr>
+        <w:spacing w:before="336" w:after="0" w:line="400" w:lineRule="exact"/>
+        <w:ind w:left="0" w:firstLine="0"/>
+      </w:pPr>
+      <w:r>
+        <w:t xml:space="preserve">FREEMAN</w:t>
+      </w:r>
+      <w:r>
+        <w:t xml:space="preserve"> </w:t>
+      </w:r>
+      <w:r>
+        <w:t xml:space="preserve">MATHIS</w:t>
+      </w:r>
+      <w:r>
+        <w:t xml:space="preserve"> </w:t>
+      </w:r>
+      <w:r>
+        <w:t xml:space="preserve">&amp;</w:t>
+      </w:r>
+      <w:r>
+        <w:t xml:space="preserve"> </w:t>
+      </w:r>
+      <w:r>
+        <w:t xml:space="preserve">GARY,</w:t>
+      </w:r>
+      <w:r>
+        <w:t xml:space="preserve"> </w:t>
+      </w:r>
+      <w:r>
+        <w:t xml:space="preserve">LLP</w:t>
+      </w:r>
     </w:p>
     <w:p>
       <w:pPr>
         <w:keepNext/>
         <w:keepLines/>
-        <w:spacing w:before="0" w:after="0" w:line="399" w:lineRule="exact"/>
-        <w:ind w:left="4680"/>
+        <w:spacing w:before="0" w:after="0" w:line="400" w:lineRule="exact"/>
+        <w:ind w:left="0" w:firstLine="0"/>
+      </w:pPr>
+      <w:r>
+        <w:t xml:space="preserve">100</w:t>
+      </w:r>
+      <w:r>
+        <w:t xml:space="preserve"> </w:t>
+      </w:r>
+      <w:r>
+        <w:t xml:space="preserve">Galleria</w:t>
+      </w:r>
+      <w:r>
+        <w:t xml:space="preserve"> </w:t>
+      </w:r>
+      <w:r>
+        <w:t xml:space="preserve">Parkway,</w:t>
+      </w:r>
+      <w:r>
+        <w:t xml:space="preserve"> </w:t>
+      </w:r>
+      <w:r>
+        <w:t xml:space="preserve">Suite</w:t>
+      </w:r>
+      <w:r>
+        <w:t xml:space="preserve"> </w:t>
+      </w:r>
+      <w:r>
+        <w:t xml:space="preserve">1600</w:t>
+      </w:r>
+    </w:p>
+    <w:p>
+      <w:pPr>
+        <w:keepNext/>
+        <w:keepLines/>
+        <w:spacing w:before="0" w:after="0" w:line="400" w:lineRule="exact"/>
+        <w:ind w:left="0" w:firstLine="0"/>
+      </w:pPr>
+      <w:r>
+        <w:t xml:space="preserve">Atlanta,</w:t>
+      </w:r>
+      <w:r>
+        <w:t xml:space="preserve"> </w:t>
+      </w:r>
+      <w:r>
+        <w:t xml:space="preserve">Georgia</w:t>
+      </w:r>
+      <w:r>
+        <w:t xml:space="preserve"> </w:t>
+      </w:r>
+      <w:r>
+        <w:t xml:space="preserve">30339</w:t>
+        <w:noBreakHyphen/>
+        <w:t xml:space="preserve">5948</w:t>
+      </w:r>
+    </w:p>
+    <w:p>
+      <w:pPr>
+        <w:keepLines/>
+        <w:spacing w:before="0" w:after="0" w:line="400" w:lineRule="exact"/>
+        <w:ind w:left="0" w:firstLine="0"/>
+      </w:pPr>
+      <w:r>
+        <w:t xml:space="preserve">(770)</w:t>
+      </w:r>
+      <w:r>
+        <w:t xml:space="preserve"> </w:t>
+      </w:r>
+      <w:r>
+        <w:t xml:space="preserve">818</w:t>
+        <w:noBreakHyphen/>
+        <w:t xml:space="preserve">0000</w:t>
+      </w:r>
+      <w:r>
+        <w:t xml:space="preserve"> </w:t>
+      </w:r>
+      <w:r>
+        <w:t xml:space="preserve">(telephone)</w:t>
+      </w:r>
+    </w:p>
+    <w:p>
+      <w:pPr>
+        <w:keepNext/>
+        <w:keepLines/>
+        <w:pageBreakBefore/>
+        <w:spacing w:before="0" w:after="308" w:line="400" w:lineRule="exact"/>
+        <w:ind w:left="0" w:firstLine="0"/>
+        <w:jc w:val="center"/>
+      </w:pPr>
+      <w:r>
+        <w:rPr>
+          <w:b/>
+          <w:bCs/>
+        </w:rPr>
+        <w:t xml:space="preserve">Certificate of Service</w:t>
+      </w:r>
+    </w:p>
+    <w:p>
+      <w:pPr>
+        <w:spacing w:before="0" w:after="0" w:line="628" w:lineRule="exact"/>
+        <w:ind w:left="0" w:firstLine="720"/>
+      </w:pPr>
+      <w:r>
+        <w:t xml:space="preserve">I hereby certify that I have electronically filed the foregoing with the Clerk of the Court using the CM/ECF system, which will automatically send e-mail notification of such filing to all parties who have appeared in the action.</w:t>
+      </w:r>
+    </w:p>
+    <w:p>
+      <w:pPr>
+        <w:spacing w:before="0" w:after="0" w:line="628" w:lineRule="exact"/>
+        <w:ind w:left="0" w:firstLine="720"/>
+      </w:pPr>
+      <w:r>
+        <w:t xml:space="preserve">This 12th day of January, 2026.</w:t>
+      </w:r>
+    </w:p>
+    <w:p>
+      <w:pPr>
+        <w:keepNext/>
+        <w:keepLines/>
+        <w:spacing w:before="392" w:after="0" w:line="400" w:lineRule="exact"/>
+        <w:ind w:left="4680" w:firstLine="0"/>
+      </w:pPr>
+      <w:r>
+        <w:t xml:space="preserve">/s/ Philip W. Savrin</w:t>
+      </w:r>
+    </w:p>
+    <w:p>
+      <w:pPr>
+        <w:keepNext/>
+        <w:keepLines/>
+        <w:spacing w:before="0" w:after="0" w:line="400" w:lineRule="exact"/>
+        <w:ind w:left="4680" w:firstLine="0"/>
+      </w:pPr>
+      <w:r>
+        <w:t xml:space="preserve">Philip W. Savrin</w:t>
+      </w:r>
+    </w:p>
+    <w:p>
+      <w:pPr>
+        <w:keepNext/>
+        <w:keepLines/>
+        <w:spacing w:before="0" w:after="0" w:line="400" w:lineRule="exact"/>
+        <w:ind w:left="4680" w:firstLine="0"/>
+      </w:pPr>
+      <w:r>
+        <w:t xml:space="preserve">Georgia</w:t>
+      </w:r>
+      <w:r>
+        <w:t xml:space="preserve"> </w:t>
+      </w:r>
+      <w:r>
+        <w:t xml:space="preserve">Bar</w:t>
+      </w:r>
+      <w:r>
+        <w:t xml:space="preserve"> </w:t>
+      </w:r>
+      <w:r>
+        <w:t xml:space="preserve">No.</w:t>
+      </w:r>
+      <w:r>
+        <w:t xml:space="preserve"> </w:t>
+      </w:r>
+      <w:r>
+        <w:t xml:space="preserve">627836</w:t>
+      </w:r>
+    </w:p>
+    <w:p>
+      <w:pPr>
+        <w:keepNext/>
+        <w:keepLines/>
+        <w:spacing w:before="0" w:after="0" w:line="400" w:lineRule="exact"/>
+        <w:ind w:left="4680" w:firstLine="0"/>
+      </w:pPr>
+      <w:r>
+        <w:t xml:space="preserve">psavrin@fmglaw.com</w:t>
+      </w:r>
+    </w:p>
+    <w:p>
+      <w:pPr>
+        <w:keepNext/>
+        <w:keepLines/>
+        <w:spacing w:before="0" w:after="0" w:line="400" w:lineRule="exact"/>
+        <w:ind w:left="4680" w:firstLine="0"/>
+      </w:pPr>
+      <w:r>
+        <w:t xml:space="preserve">Attorney</w:t>
+      </w:r>
+      <w:r>
+        <w:t xml:space="preserve"> </w:t>
+      </w:r>
+      <w:r>
+        <w:t xml:space="preserve">for</w:t>
+      </w:r>
+      <w:r>
+        <w:t xml:space="preserve"> </w:t>
+      </w:r>
+      <w:r>
+        <w:t xml:space="preserve">Appellant</w:t>
+      </w:r>
+    </w:p>
+    <w:p>
+      <w:pPr>
+        <w:keepNext/>
+        <w:keepLines/>
+        <w:spacing w:before="0" w:after="0" w:line="400" w:lineRule="exact"/>
+        <w:ind w:left="4680" w:firstLine="0"/>
+      </w:pPr>
+      <w:r>
+        <w:t xml:space="preserve">Northfield</w:t>
+      </w:r>
+      <w:r>
+        <w:t xml:space="preserve"> </w:t>
+      </w:r>
+      <w:r>
+        <w:t xml:space="preserve">Insurance</w:t>
+      </w:r>
+      <w:r>
+        <w:t xml:space="preserve"> </w:t>
+      </w:r>
+      <w:r>
+        <w:t xml:space="preserve">Company</w:t>
+      </w:r>
+    </w:p>
+    <w:p>
+      <w:pPr>
+        <w:keepNext/>
+        <w:keepLines/>
+        <w:spacing w:before="336" w:after="0" w:line="400" w:lineRule="exact"/>
+        <w:ind w:left="0" w:firstLine="0"/>
       </w:pPr>
       <w:r>
         <w:t xml:space="preserve">FREEMAN</w:t>
@@ -3220,8 +3893,8 @@
       <w:pPr>
         <w:keepNext/>
         <w:keepLines/>
-        <w:spacing w:before="0" w:after="0" w:line="399" w:lineRule="exact"/>
-        <w:ind w:left="4680"/>
+        <w:spacing w:before="0" w:after="0" w:line="400" w:lineRule="exact"/>
+        <w:ind w:left="0" w:firstLine="0"/>
       </w:pPr>
       <w:r>
         <w:t xml:space="preserve">100</w:t>
@@ -3255,8 +3928,8 @@
       <w:pPr>
         <w:keepNext/>
         <w:keepLines/>
-        <w:spacing w:before="0" w:after="0" w:line="399" w:lineRule="exact"/>
-        <w:ind w:left="4680"/>
+        <w:spacing w:before="0" w:after="0" w:line="400" w:lineRule="exact"/>
+        <w:ind w:left="0" w:firstLine="0"/>
       </w:pPr>
       <w:r>
         <w:t xml:space="preserve">Atlanta,</w:t>
@@ -3271,15 +3944,16 @@
         <w:t xml:space="preserve"> </w:t>
       </w:r>
       <w:r>
-        <w:t xml:space="preserve">30339-5948</w:t>
-      </w:r>
-    </w:p>
-    <w:p>
-      <w:pPr>
-        <w:keepNext/>
-        <w:keepLines/>
-        <w:spacing w:before="0" w:after="0" w:line="399" w:lineRule="exact"/>
-        <w:ind w:left="4680"/>
+        <w:t xml:space="preserve">30339</w:t>
+        <w:noBreakHyphen/>
+        <w:t xml:space="preserve">5948</w:t>
+      </w:r>
+    </w:p>
+    <w:p>
+      <w:pPr>
+        <w:keepLines/>
+        <w:spacing w:before="0" w:after="0" w:line="400" w:lineRule="exact"/>
+        <w:ind w:left="0" w:firstLine="0"/>
       </w:pPr>
       <w:r>
         <w:t xml:space="preserve">(770)</w:t>
@@ -3288,267 +3962,9 @@
         <w:t xml:space="preserve"> </w:t>
       </w:r>
       <w:r>
-        <w:t xml:space="preserve">818-0000</w:t>
-      </w:r>
-      <w:r>
-        <w:t xml:space="preserve"> </w:t>
-      </w:r>
-      <w:r>
-        <w:t xml:space="preserve">(telephone)</w:t>
-      </w:r>
-    </w:p>
-    <w:p>
-      <w:pPr>
-        <w:keepNext/>
-        <w:keepLines/>
-        <w:pageBreakBefore/>
-        <w:spacing w:before="0" w:after="240" w:line="399" w:lineRule="exact"/>
-        <w:jc w:val="center"/>
-      </w:pPr>
-      <w:r>
-        <w:rPr>
-          <w:b/>
-          <w:bCs/>
-        </w:rPr>
-        <w:t xml:space="preserve">Certificate of Service</w:t>
-      </w:r>
-    </w:p>
-    <w:p>
-      <w:pPr>
-        <w:spacing w:before="0" w:after="0" w:line="629" w:lineRule="exact"/>
-        <w:ind w:left="720"/>
-      </w:pPr>
-      <w:r>
-        <w:t xml:space="preserve">I hereby certify that I have electronically filed the foregoing with the Clerk of the Court using the CM/ECF system, which will automatically send e-mail notification of such filing to all parties who have appeared in the action.</w:t>
-      </w:r>
-    </w:p>
-    <w:p>
-      <w:pPr>
-        <w:spacing w:before="0" w:after="0" w:line="629" w:lineRule="exact"/>
-        <w:ind w:left="720"/>
-      </w:pPr>
-      <w:r>
-        <w:t xml:space="preserve">This 12th day of January, 2026.</w:t>
-      </w:r>
-    </w:p>
-    <w:p>
-      <w:pPr>
-        <w:keepNext/>
-        <w:keepLines/>
-        <w:spacing w:before="240" w:after="0" w:line="399" w:lineRule="exact"/>
-        <w:ind w:left="4680"/>
-      </w:pPr>
-      <w:r>
-        <w:t xml:space="preserve">/s/ Philip W. Savrin</w:t>
-      </w:r>
-    </w:p>
-    <w:p>
-      <w:pPr>
-        <w:keepNext/>
-        <w:keepLines/>
-        <w:spacing w:before="0" w:after="0" w:line="399" w:lineRule="exact"/>
-        <w:ind w:left="4680"/>
-      </w:pPr>
-      <w:r>
-        <w:t xml:space="preserve">Philip W. Savrin</w:t>
-      </w:r>
-    </w:p>
-    <w:p>
-      <w:pPr>
-        <w:keepNext/>
-        <w:keepLines/>
-        <w:spacing w:before="0" w:after="0" w:line="399" w:lineRule="exact"/>
-        <w:ind w:left="4680"/>
-      </w:pPr>
-      <w:r>
-        <w:t xml:space="preserve">Georgia</w:t>
-      </w:r>
-      <w:r>
-        <w:t xml:space="preserve"> </w:t>
-      </w:r>
-      <w:r>
-        <w:t xml:space="preserve">Bar</w:t>
-      </w:r>
-      <w:r>
-        <w:t xml:space="preserve"> </w:t>
-      </w:r>
-      <w:r>
-        <w:t xml:space="preserve">No. 627836</w:t>
-      </w:r>
-    </w:p>
-    <w:p>
-      <w:pPr>
-        <w:keepNext/>
-        <w:keepLines/>
-        <w:spacing w:before="0" w:after="0" w:line="399" w:lineRule="exact"/>
-        <w:ind w:left="4680"/>
-      </w:pPr>
-      <w:r>
-        <w:t xml:space="preserve">psavrin@fmglaw.com</w:t>
-      </w:r>
-    </w:p>
-    <w:p>
-      <w:pPr>
-        <w:keepNext/>
-        <w:keepLines/>
-        <w:spacing w:before="0" w:after="0" w:line="399" w:lineRule="exact"/>
-        <w:ind w:left="4680"/>
-      </w:pPr>
-      <w:r>
-        <w:t xml:space="preserve">Attorney</w:t>
-      </w:r>
-      <w:r>
-        <w:t xml:space="preserve"> </w:t>
-      </w:r>
-      <w:r>
-        <w:t xml:space="preserve">for</w:t>
-      </w:r>
-      <w:r>
-        <w:t xml:space="preserve"> </w:t>
-      </w:r>
-      <w:r>
-        <w:t xml:space="preserve">Appellant</w:t>
-      </w:r>
-    </w:p>
-    <w:p>
-      <w:pPr>
-        <w:keepNext/>
-        <w:keepLines/>
-        <w:spacing w:before="0" w:after="0" w:line="399" w:lineRule="exact"/>
-        <w:ind w:left="4680"/>
-      </w:pPr>
-      <w:r>
-        <w:t xml:space="preserve">Northfield</w:t>
-      </w:r>
-      <w:r>
-        <w:t xml:space="preserve"> </w:t>
-      </w:r>
-      <w:r>
-        <w:t xml:space="preserve">Insurance</w:t>
-      </w:r>
-      <w:r>
-        <w:t xml:space="preserve"> </w:t>
-      </w:r>
-      <w:r>
-        <w:t xml:space="preserve">Company</w:t>
-      </w:r>
-    </w:p>
-    <w:p>
-      <w:pPr>
-        <w:keepNext/>
-        <w:keepLines/>
-        <w:spacing w:before="240" w:after="0" w:line="399" w:lineRule="exact"/>
-        <w:ind w:left="4680"/>
-      </w:pPr>
-    </w:p>
-    <w:p>
-      <w:pPr>
-        <w:keepNext/>
-        <w:keepLines/>
-        <w:spacing w:before="0" w:after="0" w:line="399" w:lineRule="exact"/>
-        <w:ind w:left="4680"/>
-      </w:pPr>
-      <w:r>
-        <w:t xml:space="preserve">FREEMAN</w:t>
-      </w:r>
-      <w:r>
-        <w:t xml:space="preserve"> </w:t>
-      </w:r>
-      <w:r>
-        <w:t xml:space="preserve">MATHIS</w:t>
-      </w:r>
-      <w:r>
-        <w:t xml:space="preserve"> </w:t>
-      </w:r>
-      <w:r>
-        <w:t xml:space="preserve">&amp;</w:t>
-      </w:r>
-      <w:r>
-        <w:t xml:space="preserve"> </w:t>
-      </w:r>
-      <w:r>
-        <w:t xml:space="preserve">GARY,</w:t>
-      </w:r>
-      <w:r>
-        <w:t xml:space="preserve"> </w:t>
-      </w:r>
-      <w:r>
-        <w:t xml:space="preserve">LLP</w:t>
-      </w:r>
-    </w:p>
-    <w:p>
-      <w:pPr>
-        <w:keepNext/>
-        <w:keepLines/>
-        <w:spacing w:before="0" w:after="0" w:line="399" w:lineRule="exact"/>
-        <w:ind w:left="4680"/>
-      </w:pPr>
-      <w:r>
-        <w:t xml:space="preserve">100</w:t>
-      </w:r>
-      <w:r>
-        <w:t xml:space="preserve"> </w:t>
-      </w:r>
-      <w:r>
-        <w:t xml:space="preserve">Galleria</w:t>
-      </w:r>
-      <w:r>
-        <w:t xml:space="preserve"> </w:t>
-      </w:r>
-      <w:r>
-        <w:t xml:space="preserve">Parkway,</w:t>
-      </w:r>
-      <w:r>
-        <w:t xml:space="preserve"> </w:t>
-      </w:r>
-      <w:r>
-        <w:t xml:space="preserve">Suite</w:t>
-      </w:r>
-      <w:r>
-        <w:t xml:space="preserve"> </w:t>
-      </w:r>
-      <w:r>
-        <w:t xml:space="preserve">1600</w:t>
-      </w:r>
-    </w:p>
-    <w:p>
-      <w:pPr>
-        <w:keepNext/>
-        <w:keepLines/>
-        <w:spacing w:before="0" w:after="0" w:line="399" w:lineRule="exact"/>
-        <w:ind w:left="4680"/>
-      </w:pPr>
-      <w:r>
-        <w:t xml:space="preserve">Atlanta,</w:t>
-      </w:r>
-      <w:r>
-        <w:t xml:space="preserve"> </w:t>
-      </w:r>
-      <w:r>
-        <w:t xml:space="preserve">Georgia</w:t>
-      </w:r>
-      <w:r>
-        <w:t xml:space="preserve"> </w:t>
-      </w:r>
-      <w:r>
-        <w:t xml:space="preserve">30339-5948</w:t>
-      </w:r>
-    </w:p>
-    <w:p>
-      <w:pPr>
-        <w:keepNext/>
-        <w:keepLines/>
-        <w:spacing w:before="0" w:after="0" w:line="399" w:lineRule="exact"/>
-        <w:ind w:left="4680"/>
-      </w:pPr>
-      <w:r>
-        <w:t xml:space="preserve">(770)</w:t>
-      </w:r>
-      <w:r>
-        <w:t xml:space="preserve"> </w:t>
-      </w:r>
-      <w:r>
-        <w:t xml:space="preserve">818-0000</w:t>
+        <w:t xml:space="preserve">818</w:t>
+        <w:noBreakHyphen/>
+        <w:t xml:space="preserve">0000</w:t>
       </w:r>
       <w:r>
         <w:t xml:space="preserve"> </w:t>
@@ -3559,11 +3975,8 @@
     </w:p>
     <w:sectPr>
       <w:footerReference w:type="default" r:id="rIdFooter1"/>
-      <w:footnotePr>
-        <w:numRestart w:val="eachSect"/>
-      </w:footnotePr>
       <w:pgSz w:w="12240" w:h="15840"/>
-      <w:pgMar w:top="1440" w:right="1440" w:bottom="1440" w:left="1440" w:header="720" w:footer="432" w:gutter="0"/>
+      <w:pgMar w:top="1440" w:right="1440" w:bottom="1440" w:left="1440" w:header="720" w:footer="608" w:gutter="0"/>
     </w:sectPr>
   </w:body>
 </w:document>
@@ -3621,6 +4034,7 @@
 <w:ftr xmlns:w="http://schemas.openxmlformats.org/wordprocessingml/2006/main" xmlns:r="http://schemas.openxmlformats.org/officeDocument/2006/relationships">
   <w:p>
     <w:pPr>
+      <w:spacing w:before="0" w:after="0" w:line="400" w:lineRule="exact"/>
       <w:jc w:val="center"/>
     </w:pPr>
     <w:r>
@@ -3646,6 +4060,7 @@
 <w:ftr xmlns:w="http://schemas.openxmlformats.org/wordprocessingml/2006/main" xmlns:r="http://schemas.openxmlformats.org/officeDocument/2006/relationships">
   <w:p>
     <w:pPr>
+      <w:spacing w:before="0" w:after="0" w:line="400" w:lineRule="exact"/>
       <w:jc w:val="center"/>
     </w:pPr>
     <w:r>
@@ -3674,6 +4089,7 @@
 <w:ftr xmlns:w="http://schemas.openxmlformats.org/wordprocessingml/2006/main" xmlns:r="http://schemas.openxmlformats.org/officeDocument/2006/relationships">
   <w:p>
     <w:pPr>
+      <w:spacing w:before="0" w:after="0" w:line="400" w:lineRule="exact"/>
       <w:jc w:val="center"/>
     </w:pPr>
   </w:p>
@@ -3684,6 +4100,7 @@
 <w:ftr xmlns:w="http://schemas.openxmlformats.org/wordprocessingml/2006/main" xmlns:r="http://schemas.openxmlformats.org/officeDocument/2006/relationships">
   <w:p>
     <w:pPr>
+      <w:spacing w:before="0" w:after="0" w:line="400" w:lineRule="exact"/>
       <w:jc w:val="center"/>
     </w:pPr>
     <w:r>
@@ -3802,36 +4219,31 @@
     </w:rPrDefault>
     <w:pPrDefault>
       <w:pPr>
-        <w:spacing w:after="200"/>
+        <w:widowControl/>
+        <w:spacing w:after="0"/>
       </w:pPr>
     </w:pPrDefault>
   </w:docDefaults>
   <w:latentStyles w:defLockedState="0" w:defUIPriority="0" w:defSemiHidden="0" w:defUnhideWhenUsed="0" w:defQFormat="0" w:count="276"/>
-  <w:style w:type="paragraph" w:styleId="Normal">
+  <w:style w:type="paragraph" w:default="1" w:styleId="Normal">
     <w:name w:val="Normal"/>
+    <w:qFormat/>
+  </w:style>
+  <w:style w:type="paragraph" w:styleId="BodyText">
+    <w:name w:val="Body Text"/>
     <w:basedOn w:val="Normal"/>
+    <w:link w:val="BodyTextChar"/>
     <w:qFormat/>
     <w:pPr>
-      <w:spacing w:before="0" w:after="0" w:line="240" w:lineRule="auto"/>
-    </w:pPr>
-  </w:style>
-  <w:style w:type="paragraph" w:styleId="BodyText">
-    <w:name w:val="BodyText"/>
-    <w:basedOn w:val="Normal"/>
-    <w:qFormat/>
-    <w:pPr>
-      <w:spacing w:before="0" w:after="0" w:line="629" w:lineRule="exact"/>
+      <w:spacing w:before="0" w:after="0" w:line="628" w:lineRule="exact"/>
       <w:ind w:firstLine="720"/>
     </w:pPr>
   </w:style>
-  <w:style w:type="paragraph" w:styleId="FirstParagraph">
-    <w:name w:val="FirstParagraph"/>
-    <w:basedOn w:val="Normal"/>
+  <w:style w:type="paragraph" w:customStyle="1" w:styleId="FirstParagraph">
+    <w:name w:val="First Paragraph"/>
+    <w:basedOn w:val="BodyText"/>
+    <w:next w:val="BodyText"/>
     <w:qFormat/>
-    <w:pPr>
-      <w:spacing w:before="0" w:after="0" w:line="629" w:lineRule="exact"/>
-      <w:ind w:firstLine="720"/>
-    </w:pPr>
   </w:style>
   <w:style w:type="paragraph" w:customStyle="1" w:styleId="Compact">
     <w:name w:val="Compact"/>
@@ -3978,17 +4390,47 @@
     <w:name w:val="heading 1"/>
     <w:basedOn w:val="Normal"/>
     <w:next w:val="BodyText"/>
+    <w:link w:val="Heading1Char"/>
     <w:uiPriority w:val="9"/>
     <w:qFormat/>
+    <w:rsid w:val="00A10FD9"/>
     <w:pPr>
       <w:keepNext/>
       <w:keepLines/>
-      <w:spacing w:before="240" w:after="120" w:line="399" w:lineRule="exact"/>
+      <w:spacing w:before="240" w:after="120" w:line="400" w:lineRule="exact"/>
       <w:ind w:firstLine="0"/>
       <w:jc w:val="center"/>
       <w:outlineLvl w:val="0"/>
     </w:pPr>
     <w:rPr>
+      <w:rFonts w:ascii="Times New Roman" w:hAnsi="Times New Roman" w:eastAsia="Times New Roman" w:cs="Times New Roman"/>
+      <w:b/>
+      <w:bCs/>
+      <w:caps/>
+      <w:color w:val="000000"/>
+      <w:sz w:val="28"/>
+      <w:szCs w:val="28"/>
+    </w:rPr>
+  </w:style>
+  <w:style w:type="paragraph" w:styleId="Heading2">
+    <w:name w:val="heading 2"/>
+    <w:basedOn w:val="Normal"/>
+    <w:next w:val="BodyText"/>
+    <w:link w:val="Heading2Char"/>
+    <w:uiPriority w:val="9"/>
+    <w:semiHidden/>
+    <w:unhideWhenUsed/>
+    <w:qFormat/>
+    <w:rsid w:val="00A10FD9"/>
+    <w:pPr>
+      <w:keepNext/>
+      <w:keepLines/>
+      <w:spacing w:before="240" w:after="120" w:line="400" w:lineRule="exact"/>
+      <w:ind w:firstLine="0"/>
+      <w:outlineLvl w:val="1"/>
+    </w:pPr>
+    <w:rPr>
+      <w:rFonts w:ascii="Times New Roman" w:hAnsi="Times New Roman" w:eastAsia="Times New Roman" w:cs="Times New Roman"/>
       <w:b/>
       <w:bCs/>
       <w:color w:val="000000"/>
@@ -3996,20 +4438,25 @@
       <w:szCs w:val="28"/>
     </w:rPr>
   </w:style>
-  <w:style w:type="paragraph" w:styleId="Heading2">
-    <w:name w:val="heading 2"/>
+  <w:style w:type="paragraph" w:styleId="Heading3">
+    <w:name w:val="heading 3"/>
     <w:basedOn w:val="Normal"/>
     <w:next w:val="BodyText"/>
+    <w:link w:val="Heading3Char"/>
     <w:uiPriority w:val="9"/>
+    <w:semiHidden/>
+    <w:unhideWhenUsed/>
     <w:qFormat/>
+    <w:rsid w:val="00A10FD9"/>
     <w:pPr>
       <w:keepNext/>
       <w:keepLines/>
-      <w:spacing w:before="240" w:after="120" w:line="399" w:lineRule="exact"/>
+      <w:spacing w:before="240" w:after="120" w:line="400" w:lineRule="exact"/>
       <w:ind w:firstLine="0"/>
-      <w:outlineLvl w:val="1"/>
+      <w:outlineLvl w:val="2"/>
     </w:pPr>
     <w:rPr>
+      <w:rFonts w:ascii="Times New Roman" w:hAnsi="Times New Roman" w:eastAsia="Times New Roman" w:cs="Times New Roman"/>
       <w:b/>
       <w:bCs/>
       <w:color w:val="000000"/>
@@ -4017,41 +4464,25 @@
       <w:szCs w:val="28"/>
     </w:rPr>
   </w:style>
-  <w:style w:type="paragraph" w:styleId="Heading3">
-    <w:name w:val="heading 3"/>
-    <w:basedOn w:val="Normal"/>
-    <w:next w:val="BodyText"/>
-    <w:uiPriority w:val="9"/>
-    <w:qFormat/>
-    <w:pPr>
-      <w:keepNext/>
-      <w:keepLines/>
-      <w:spacing w:before="240" w:after="120" w:line="399" w:lineRule="exact"/>
-      <w:ind w:firstLine="0"/>
-      <w:outlineLvl w:val="2"/>
-    </w:pPr>
-    <w:rPr>
-      <w:b/>
-      <w:bCs/>
-      <w:color w:val="000000"/>
-      <w:sz w:val="28"/>
-      <w:szCs w:val="28"/>
-    </w:rPr>
-  </w:style>
   <w:style w:type="paragraph" w:styleId="Heading4">
     <w:name w:val="heading 4"/>
     <w:basedOn w:val="Normal"/>
     <w:next w:val="BodyText"/>
+    <w:link w:val="Heading4Char"/>
     <w:uiPriority w:val="9"/>
+    <w:semiHidden/>
+    <w:unhideWhenUsed/>
     <w:qFormat/>
+    <w:rsid w:val="00A10FD9"/>
     <w:pPr>
       <w:keepNext/>
       <w:keepLines/>
-      <w:spacing w:before="240" w:after="120" w:line="399" w:lineRule="exact"/>
+      <w:spacing w:before="240" w:after="120" w:line="400" w:lineRule="exact"/>
       <w:ind w:firstLine="0"/>
       <w:outlineLvl w:val="3"/>
     </w:pPr>
     <w:rPr>
+      <w:rFonts w:ascii="Times New Roman" w:hAnsi="Times New Roman" w:eastAsia="Times New Roman" w:cs="Times New Roman"/>
       <w:b/>
       <w:bCs/>
       <w:i/>
@@ -4064,16 +4495,21 @@
     <w:name w:val="heading 5"/>
     <w:basedOn w:val="Normal"/>
     <w:next w:val="BodyText"/>
+    <w:link w:val="Heading5Char"/>
     <w:uiPriority w:val="9"/>
+    <w:semiHidden/>
+    <w:unhideWhenUsed/>
     <w:qFormat/>
+    <w:rsid w:val="00A10FD9"/>
     <w:pPr>
       <w:keepNext/>
       <w:keepLines/>
-      <w:spacing w:before="240" w:after="120" w:line="399" w:lineRule="exact"/>
+      <w:spacing w:before="240" w:after="120" w:line="400" w:lineRule="exact"/>
       <w:ind w:firstLine="0"/>
       <w:outlineLvl w:val="4"/>
     </w:pPr>
     <w:rPr>
+      <w:rFonts w:ascii="Times New Roman" w:hAnsi="Times New Roman" w:eastAsia="Times New Roman" w:cs="Times New Roman"/>
       <w:b/>
       <w:bCs/>
       <w:i/>
@@ -4289,21 +4725,37 @@
       <w:color w:val="272727" w:themeColor="text1" w:themeTint="D8"/>
     </w:rPr>
   </w:style>
-  <w:style w:type="paragraph" w:styleId="BlockText">
-    <w:name w:val="BlockText"/>
-    <w:basedOn w:val="Normal"/>
+  <w:style w:type="paragraph" w:customStyle="1" w:styleId="ListItem">
+    <w:name w:val="List Item"/>
+    <w:basedOn w:val="BodyText"/>
     <w:qFormat/>
     <w:pPr>
-      <w:spacing w:before="280" w:after="280" w:line="399" w:lineRule="exact"/>
-      <w:ind w:left="720" w:right="720" w:firstLine="0"/>
+      <w:spacing w:before="0" w:after="0" w:line="628" w:lineRule="exact"/>
+      <w:ind w:left="720" w:hanging="720"/>
     </w:pPr>
   </w:style>
-  <w:style w:type="paragraph" w:styleId="FootnoteText">
-    <w:name w:val="FootnoteText"/>
-    <w:basedOn w:val="Normal"/>
+  <w:style w:type="paragraph" w:styleId="BlockText">
+    <w:name w:val="Block Text"/>
+    <w:basedOn w:val="BodyText"/>
+    <w:next w:val="BodyText"/>
+    <w:uiPriority w:val="9"/>
+    <w:unhideWhenUsed/>
     <w:qFormat/>
     <w:pPr>
-      <w:spacing w:before="0" w:after="100" w:line="399" w:lineRule="exact"/>
+      <w:spacing w:before="280" w:after="280" w:line="400" w:lineRule="exact"/>
+      <w:ind w:firstLine="0" w:left="720" w:right="720"/>
+    </w:pPr>
+  </w:style>
+  <w:style w:type="paragraph" w:styleId="FootnoteText">
+    <w:name w:val="Footnote Text"/>
+    <w:basedOn w:val="Normal"/>
+    <w:next w:val="FootnoteText"/>
+    <w:uiPriority w:val="9"/>
+    <w:unhideWhenUsed/>
+    <w:qFormat/>
+    <w:pPr>
+      <w:keepLines/>
+      <w:spacing w:before="0" w:after="140" w:line="400" w:lineRule="exact"/>
     </w:pPr>
     <w:rPr>
       <w:sz w:val="28"/>
@@ -4318,8 +4770,8 @@
     <w:unhideWhenUsed/>
     <w:qFormat/>
     <w:pPr>
-      <w:spacing w:before="100" w:after="100"/>
-      <w:ind w:firstLine="0" w:left="480" w:right="480"/>
+      <w:spacing w:before="280" w:after="280"/>
+      <w:ind w:firstLine="0" w:left="720" w:right="720"/>
     </w:pPr>
   </w:style>
   <w:style w:type="character" w:default="1" w:styleId="DefaultParagraphFont">
@@ -4427,7 +4879,7 @@
     <w:name w:val="Hyperlink"/>
     <w:basedOn w:val="BodyTextChar"/>
     <w:rPr>
-      <w:color w:val="4F81BD" w:themeColor="accent1"/>
+      <w:color w:val="000000"/>
     </w:rPr>
   </w:style>
   <w:style w:type="paragraph" w:styleId="TOCHeading">

--- a/courts/eleventh-circuit/court-of-appeals/reply-brief/usage/OUTPUT-reply-brief.docx
+++ b/courts/eleventh-circuit/court-of-appeals/reply-brief/usage/OUTPUT-reply-brief.docx
@@ -3974,7 +3974,7 @@
       </w:r>
     </w:p>
     <w:sectPr>
-      <w:footerReference w:type="default" r:id="rIdFooter1"/>
+      <w:footerReference w:type="default" r:id="rIdFtrEnd"/>
       <w:pgSz w:w="12240" w:h="15840"/>
       <w:pgMar w:top="1440" w:right="1440" w:bottom="1440" w:left="1440" w:header="720" w:footer="608" w:gutter="0"/>
     </w:sectPr>
@@ -4030,7 +4030,58 @@
 </w:footnotes>
 </file>
 
-<file path=word/ftr-body.xml><?xml version="1.0" encoding="utf-8"?>
+<file path=word/ftr-add.xml><?xml version="1.0" encoding="utf-8"?>
+<w:ftr xmlns:w="http://schemas.openxmlformats.org/wordprocessingml/2006/main" xmlns:r="http://schemas.openxmlformats.org/officeDocument/2006/relationships">
+  <w:p>
+    <w:pPr>
+      <w:spacing w:before="0" w:after="0"/>
+      <w:jc w:val="center"/>
+    </w:pPr>
+    <w:r>
+      <w:t>Add-</w:t>
+    </w:r>
+    <w:r>
+      <w:fldChar w:fldCharType="begin"/>
+    </w:r>
+    <w:r>
+      <w:instrText xml:space="preserve"> PAGE </w:instrText>
+    </w:r>
+    <w:r>
+      <w:fldChar w:fldCharType="separate"/>
+    </w:r>
+    <w:r>
+      <w:t>1</w:t>
+    </w:r>
+    <w:r>
+      <w:fldChar w:fldCharType="end"/>
+    </w:r>
+  </w:p>
+</w:ftr>
+</file>
+
+<file path=word/ftr-none.xml><?xml version="1.0" encoding="utf-8"?>
+<w:ftr xmlns:w="http://schemas.openxmlformats.org/wordprocessingml/2006/main" xmlns:r="http://schemas.openxmlformats.org/officeDocument/2006/relationships">
+  <w:p>
+    <w:pPr>
+      <w:spacing w:before="0" w:after="0"/>
+      <w:jc w:val="center"/>
+    </w:pPr>
+  </w:p>
+</w:ftr>
+</file>
+
+<file path=word/ftr-own1.xml><?xml version="1.0" encoding="utf-8"?>
+<w:ftr xmlns:w="http://schemas.openxmlformats.org/wordprocessingml/2006/main" xmlns:r="http://schemas.openxmlformats.org/officeDocument/2006/relationships">
+  <w:p>
+    <w:pPr>
+      <w:spacing w:before="0" w:after="0" w:line="400" w:lineRule="exact"/>
+      <w:jc w:val="center"/>
+    </w:pPr>
+  </w:p>
+</w:ftr>
+</file>
+
+<file path=word/ftr-own2.xml><?xml version="1.0" encoding="utf-8"?>
 <w:ftr xmlns:w="http://schemas.openxmlformats.org/wordprocessingml/2006/main" xmlns:r="http://schemas.openxmlformats.org/officeDocument/2006/relationships">
   <w:p>
     <w:pPr>
@@ -4056,16 +4107,13 @@
 </w:ftr>
 </file>
 
-<file path=word/ftr-cip.xml><?xml version="1.0" encoding="utf-8"?>
+<file path=word/ftr-own3.xml><?xml version="1.0" encoding="utf-8"?>
 <w:ftr xmlns:w="http://schemas.openxmlformats.org/wordprocessingml/2006/main" xmlns:r="http://schemas.openxmlformats.org/officeDocument/2006/relationships">
   <w:p>
     <w:pPr>
       <w:spacing w:before="0" w:after="0" w:line="400" w:lineRule="exact"/>
       <w:jc w:val="center"/>
     </w:pPr>
-    <w:r>
-      <w:t xml:space="preserve">C-</w:t>
-    </w:r>
     <w:r>
       <w:fldChar w:fldCharType="begin"/>
     </w:r>
@@ -4085,22 +4133,36 @@
 </w:ftr>
 </file>
 
-<file path=word/ftr-cover.xml><?xml version="1.0" encoding="utf-8"?>
+<file path=word/ftr-own4.xml><?xml version="1.0" encoding="utf-8"?>
 <w:ftr xmlns:w="http://schemas.openxmlformats.org/wordprocessingml/2006/main" xmlns:r="http://schemas.openxmlformats.org/officeDocument/2006/relationships">
   <w:p>
     <w:pPr>
-      <w:spacing w:before="0" w:after="0" w:line="400" w:lineRule="exact"/>
       <w:jc w:val="center"/>
     </w:pPr>
+    <w:r>
+      <w:fldChar w:fldCharType="begin"/>
+    </w:r>
+    <w:r>
+      <w:instrText xml:space="preserve"> PAGE </w:instrText>
+    </w:r>
+    <w:r>
+      <w:fldChar w:fldCharType="separate"/>
+    </w:r>
+    <w:r>
+      <w:t>1</w:t>
+    </w:r>
+    <w:r>
+      <w:fldChar w:fldCharType="end"/>
+    </w:r>
   </w:p>
 </w:ftr>
 </file>
 
-<file path=word/ftr-front.xml><?xml version="1.0" encoding="utf-8"?>
+<file path=word/ftr-page.xml><?xml version="1.0" encoding="utf-8"?>
 <w:ftr xmlns:w="http://schemas.openxmlformats.org/wordprocessingml/2006/main" xmlns:r="http://schemas.openxmlformats.org/officeDocument/2006/relationships">
   <w:p>
     <w:pPr>
-      <w:spacing w:before="0" w:after="0" w:line="400" w:lineRule="exact"/>
+      <w:spacing w:before="0" w:after="0"/>
       <w:jc w:val="center"/>
     </w:pPr>
     <w:r>

--- a/courts/eleventh-circuit/court-of-appeals/reply-brief/usage/OUTPUT-reply-brief.docx
+++ b/courts/eleventh-circuit/court-of-appeals/reply-brief/usage/OUTPUT-reply-brief.docx
@@ -19,9 +19,7 @@
           <w:b/>
           <w:bCs/>
         </w:rPr>
-        <w:t xml:space="preserve">25</w:t>
-        <w:noBreakHyphen/>
-        <w:t xml:space="preserve">12276-E</w:t>
+        <w:t xml:space="preserve">25-⁠12276-E</w:t>
       </w:r>
     </w:p>
     <w:p>
@@ -441,9 +439,7 @@
         <w:t xml:space="preserve"> </w:t>
       </w:r>
       <w:r>
-        <w:t xml:space="preserve">30339</w:t>
-        <w:noBreakHyphen/>
-        <w:t xml:space="preserve">5948</w:t>
+        <w:t xml:space="preserve">30339-⁠5948</w:t>
       </w:r>
     </w:p>
     <w:p>
@@ -506,9 +502,7 @@
         <w:t xml:space="preserve"> </w:t>
       </w:r>
       <w:r>
-        <w:t xml:space="preserve">818</w:t>
-        <w:noBreakHyphen/>
-        <w:t xml:space="preserve">0000</w:t>
+        <w:t xml:space="preserve">818-⁠0000</w:t>
       </w:r>
     </w:p>
     <w:p>
@@ -2177,13 +2171,7 @@
         <w:pStyle w:val="BodyText"/>
       </w:pPr>
       <w:r>
-        <w:t xml:space="preserve">In sum, Northfield’s appeal is not moot given the possibility that a new trial could be ordered. Otherwise, litigants seeking to intervene to propose special interrogatories to the jury would never be able to obtain appellate review where (as here) the district court waited until the eve of trial to deny the motion to intervene that had been pending for seven months. Alternatively, to preserve Northfield’s appeal rights, the Court could stay this appeal pending the outcome of the post-judgment proceedings in the event a new trial is ordered. The Court could likewise stay this appeal pending the outcome of Northfield’s appeal in the Coverage Action (Case No. 24</w:t>
-      </w:r>
-      <w:r>
-        <w:noBreakHyphen/>
-      </w:r>
-      <w:r>
-        <w:t xml:space="preserve">1333-W) where a ruling in Northfield’s favor on the absence of coverage would render the issue in this appeal moot.</w:t>
+        <w:t xml:space="preserve">In sum, Northfield’s appeal is not moot given the possibility that a new trial could be ordered. Otherwise, litigants seeking to intervene to propose special interrogatories to the jury would never be able to obtain appellate review where (as here) the district court waited until the eve of trial to deny the motion to intervene that had been pending for seven months. Alternatively, to preserve Northfield’s appeal rights, the Court could stay this appeal pending the outcome of the post-judgment proceedings in the event a new trial is ordered. The Court could likewise stay this appeal pending the outcome of Northfield’s appeal in the Coverage Action (Case No. 24-⁠1333-W) where a ruling in Northfield’s favor on the absence of coverage would render the issue in this appeal moot.</w:t>
       </w:r>
     </w:p>
     <w:p>
@@ -2531,13 +2519,7 @@
         <w:t xml:space="preserve"> </w:t>
       </w:r>
       <w:r>
-        <w:t xml:space="preserve">at 443</w:t>
-      </w:r>
-      <w:r>
-        <w:noBreakHyphen/>
-      </w:r>
-      <w:r>
-        <w:t xml:space="preserve">44. In response, the insurer acknowledged that the negligence claim was covered, which still left a potential for other claims not to be covered. Whereas the “full reservation of rights” created an interest that was only contingent on the outcome of the liability lawsuit, the finding that the insurer owed coverage for at least one of the liability claims created “a direct interest in the liability lawsuit” sufficient to intervene as a matter of right.</w:t>
+        <w:t xml:space="preserve">at 443-⁠44. In response, the insurer acknowledged that the negligence claim was covered, which still left a potential for other claims not to be covered. Whereas the “full reservation of rights” created an interest that was only contingent on the outcome of the liability lawsuit, the finding that the insurer owed coverage for at least one of the liability claims created “a direct interest in the liability lawsuit” sufficient to intervene as a matter of right.</w:t>
       </w:r>
       <w:r>
         <w:t xml:space="preserve"> </w:t>
@@ -3407,9 +3389,7 @@
         <w:t xml:space="preserve"> </w:t>
       </w:r>
       <w:r>
-        <w:t xml:space="preserve">30339</w:t>
-        <w:noBreakHyphen/>
-        <w:t xml:space="preserve">5948</w:t>
+        <w:t xml:space="preserve">30339-⁠5948</w:t>
       </w:r>
     </w:p>
     <w:p>
@@ -3425,9 +3405,7 @@
         <w:t xml:space="preserve"> </w:t>
       </w:r>
       <w:r>
-        <w:t xml:space="preserve">818</w:t>
-        <w:noBreakHyphen/>
-        <w:t xml:space="preserve">0000</w:t>
+        <w:t xml:space="preserve">818-⁠0000</w:t>
       </w:r>
       <w:r>
         <w:t xml:space="preserve"> </w:t>
@@ -3470,9 +3448,7 @@
         <w:ind w:left="0" w:firstLine="720"/>
       </w:pPr>
       <w:r>
-        <w:t xml:space="preserve">1. This document complies with the word limit of Fed. R. App. P. 32(a)⁠(7)⁠(B) because, excluding the parts of the document exempted by Fed. R. App. P. 32(f) and 11th Cir. R. 32</w:t>
-        <w:noBreakHyphen/>
-        <w:t xml:space="preserve">4, this document contains 2,132 words. This word count was computed from the source text of this document.</w:t>
+        <w:t xml:space="preserve">1. This document complies with the word limit of Fed. R. App. P. 32(a)⁠(7)⁠(B) because, excluding the parts of the document exempted by Fed. R. App. P. 32(f) and 11th Cir. R. 32-⁠4, this document contains 2,132 words. This word count was computed from the source text of this document.</w:t>
       </w:r>
     </w:p>
     <w:p>
@@ -3682,9 +3658,7 @@
         <w:t xml:space="preserve"> </w:t>
       </w:r>
       <w:r>
-        <w:t xml:space="preserve">30339</w:t>
-        <w:noBreakHyphen/>
-        <w:t xml:space="preserve">5948</w:t>
+        <w:t xml:space="preserve">30339-⁠5948</w:t>
       </w:r>
     </w:p>
     <w:p>
@@ -3700,9 +3674,7 @@
         <w:t xml:space="preserve"> </w:t>
       </w:r>
       <w:r>
-        <w:t xml:space="preserve">818</w:t>
-        <w:noBreakHyphen/>
-        <w:t xml:space="preserve">0000</w:t>
+        <w:t xml:space="preserve">818-⁠0000</w:t>
       </w:r>
       <w:r>
         <w:t xml:space="preserve"> </w:t>
@@ -3944,9 +3916,7 @@
         <w:t xml:space="preserve"> </w:t>
       </w:r>
       <w:r>
-        <w:t xml:space="preserve">30339</w:t>
-        <w:noBreakHyphen/>
-        <w:t xml:space="preserve">5948</w:t>
+        <w:t xml:space="preserve">30339-⁠5948</w:t>
       </w:r>
     </w:p>
     <w:p>
@@ -3962,9 +3932,7 @@
         <w:t xml:space="preserve"> </w:t>
       </w:r>
       <w:r>
-        <w:t xml:space="preserve">818</w:t>
-        <w:noBreakHyphen/>
-        <w:t xml:space="preserve">0000</w:t>
+        <w:t xml:space="preserve">818-⁠0000</w:t>
       </w:r>
       <w:r>
         <w:t xml:space="preserve"> </w:t>
